--- a/klagomål/A 9226-2025 FSC-klagomål.docx
+++ b/klagomål/A 9226-2025 FSC-klagomål.docx
@@ -675,7 +675,7 @@
     <w:r>
       <w:tab/>
       <w:tab/>
-      <w:t>2026-04-01</w:t>
+      <w:t>2026-04-02</w:t>
       <w:br/>
       <w:br/>
     </w:r>

--- a/klagomål/A 9226-2025 FSC-klagomål.docx
+++ b/klagomål/A 9226-2025 FSC-klagomål.docx
@@ -675,7 +675,7 @@
     <w:r>
       <w:tab/>
       <w:tab/>
-      <w:t>2026-04-02</w:t>
+      <w:t>2026-04-03</w:t>
       <w:br/>
       <w:br/>
     </w:r>

--- a/klagomål/A 9226-2025 FSC-klagomål.docx
+++ b/klagomål/A 9226-2025 FSC-klagomål.docx
@@ -675,7 +675,7 @@
     <w:r>
       <w:tab/>
       <w:tab/>
-      <w:t>2026-04-03</w:t>
+      <w:t>2026-04-04</w:t>
       <w:br/>
       <w:br/>
     </w:r>

--- a/klagomål/A 9226-2025 FSC-klagomål.docx
+++ b/klagomål/A 9226-2025 FSC-klagomål.docx
@@ -675,7 +675,7 @@
     <w:r>
       <w:tab/>
       <w:tab/>
-      <w:t>2026-04-04</w:t>
+      <w:t>2026-04-05</w:t>
       <w:br/>
       <w:br/>
     </w:r>

--- a/klagomål/A 9226-2025 FSC-klagomål.docx
+++ b/klagomål/A 9226-2025 FSC-klagomål.docx
@@ -675,7 +675,7 @@
     <w:r>
       <w:tab/>
       <w:tab/>
-      <w:t>2026-04-05</w:t>
+      <w:t>2026-04-06</w:t>
       <w:br/>
       <w:br/>
     </w:r>

--- a/klagomål/A 9226-2025 FSC-klagomål.docx
+++ b/klagomål/A 9226-2025 FSC-klagomål.docx
@@ -264,10 +264,19 @@
         <w:rPr>
           <w:b/>
         </w:rPr>
-        <w:t xml:space="preserve">Bombmurkla (VU, §8) </w:t>
+        <w:t xml:space="preserve">Bombmurkla (EN, §8) </w:t>
       </w:r>
       <w:r>
-        <w:t>indikerar en speciell och hotad granskogstyp på naturligt näringsrika sandjordar och är placerad högst upp i Skogsstyrelsens värdepyramid för bedömning av skog med höga naturvärden. Den tål inte slutavverkning eller kraftig gallring och är endast påträffad i områden som har långvarig skogskontinuitet med gran. Bombmurkla är fridlyst enligt 8 § artskyddsförordningen, omfattas av åtgärdsprogram för hotade arter (ÅGP) och är globalt rödlistad som nära hotad (NT). Sverige har ojämförligt flest växtplatser kvar av den europeiska populationen, vilket medför att vårt land har ett internationellt ansvar för artens fortlevnad (IUCN, 2024; SLU Artdatabanken, 2024; Nitare &amp; Skogsstyrelsen, 2019; Naturvårdsverket, 2010).</w:t>
+        <w:t>är en starkt hotad art som</w:t>
+      </w:r>
+      <w:r>
+        <w:rPr>
+          <w:b/>
+        </w:rPr>
+        <w:t xml:space="preserve"> </w:t>
+      </w:r>
+      <w:r>
+        <w:t>indikerar en speciell och hotad granskogstyp på naturligt näringsrika sandjordar. Den tål inte slutavverkning eller kraftig gallring och är endast påträffad i områden som har långvarig skogskontinuitet med gran. Minskningstakten för arten, som är placerad högst upp i Skogsstyrelsens värdepyramid för bedömning av skog med höga naturvärden, överstiger gränsvärdet för Starkt hotad (EN). Bombmurkla är fridlyst enligt 8 § artskyddsförordningen, omfattas av ett åtgärdsprogram för hotade arter (ÅGP) och är globalt rödlistad som nära hotad (NT). Sverige har ojämförligt flest växtplatser kvar av den europeiska populationen, vilket medför att vårt land har ett internationellt ansvar för artens fortlevnad (IUCN, 2024; SLU Artdatabanken, 2026; Nitare &amp; Skogsstyrelsen, 2019; Naturvårdsverket, 2010).</w:t>
       </w:r>
     </w:p>
     <w:p>
@@ -675,7 +684,7 @@
     <w:r>
       <w:tab/>
       <w:tab/>
-      <w:t>2026-04-06</w:t>
+      <w:t>2026-04-07</w:t>
       <w:br/>
       <w:br/>
     </w:r>

--- a/klagomål/A 9226-2025 FSC-klagomål.docx
+++ b/klagomål/A 9226-2025 FSC-klagomål.docx
@@ -684,7 +684,7 @@
     <w:r>
       <w:tab/>
       <w:tab/>
-      <w:t>2026-04-07</w:t>
+      <w:t>2026-04-08</w:t>
       <w:br/>
       <w:br/>
     </w:r>

--- a/klagomål/A 9226-2025 FSC-klagomål.docx
+++ b/klagomål/A 9226-2025 FSC-klagomål.docx
@@ -684,7 +684,7 @@
     <w:r>
       <w:tab/>
       <w:tab/>
-      <w:t>2026-04-08</w:t>
+      <w:t>2026-04-09</w:t>
       <w:br/>
       <w:br/>
     </w:r>

--- a/klagomål/A 9226-2025 FSC-klagomål.docx
+++ b/klagomål/A 9226-2025 FSC-klagomål.docx
@@ -684,7 +684,7 @@
     <w:r>
       <w:tab/>
       <w:tab/>
-      <w:t>2026-04-09</w:t>
+      <w:t>2026-04-10</w:t>
       <w:br/>
       <w:br/>
     </w:r>

--- a/klagomål/A 9226-2025 FSC-klagomål.docx
+++ b/klagomål/A 9226-2025 FSC-klagomål.docx
@@ -684,7 +684,7 @@
     <w:r>
       <w:tab/>
       <w:tab/>
-      <w:t>2026-04-10</w:t>
+      <w:t>2026-04-11</w:t>
       <w:br/>
       <w:br/>
     </w:r>

--- a/klagomål/A 9226-2025 FSC-klagomål.docx
+++ b/klagomål/A 9226-2025 FSC-klagomål.docx
@@ -684,7 +684,7 @@
     <w:r>
       <w:tab/>
       <w:tab/>
-      <w:t>2026-04-14</w:t>
+      <w:t>2026-04-15</w:t>
       <w:br/>
       <w:br/>
     </w:r>

--- a/klagomål/A 9226-2025 FSC-klagomål.docx
+++ b/klagomål/A 9226-2025 FSC-klagomål.docx
@@ -684,7 +684,7 @@
     <w:r>
       <w:tab/>
       <w:tab/>
-      <w:t>2026-04-15</w:t>
+      <w:t>2026-04-16</w:t>
       <w:br/>
       <w:br/>
     </w:r>

--- a/klagomål/A 9226-2025 FSC-klagomål.docx
+++ b/klagomål/A 9226-2025 FSC-klagomål.docx
@@ -684,7 +684,7 @@
     <w:r>
       <w:tab/>
       <w:tab/>
-      <w:t>2026-04-16</w:t>
+      <w:t>2026-04-17</w:t>
       <w:br/>
       <w:br/>
     </w:r>

--- a/klagomål/A 9226-2025 FSC-klagomål.docx
+++ b/klagomål/A 9226-2025 FSC-klagomål.docx
@@ -684,7 +684,7 @@
     <w:r>
       <w:tab/>
       <w:tab/>
-      <w:t>2026-04-17</w:t>
+      <w:t>2026-04-18</w:t>
       <w:br/>
       <w:br/>
     </w:r>

--- a/klagomål/A 9226-2025 FSC-klagomål.docx
+++ b/klagomål/A 9226-2025 FSC-klagomål.docx
@@ -684,7 +684,7 @@
     <w:r>
       <w:tab/>
       <w:tab/>
-      <w:t>2026-04-18</w:t>
+      <w:t>2026-04-19</w:t>
       <w:br/>
       <w:br/>
     </w:r>

--- a/klagomål/A 9226-2025 FSC-klagomål.docx
+++ b/klagomål/A 9226-2025 FSC-klagomål.docx
@@ -684,7 +684,7 @@
     <w:r>
       <w:tab/>
       <w:tab/>
-      <w:t>2026-04-19</w:t>
+      <w:t>2026-04-20</w:t>
       <w:br/>
       <w:br/>
     </w:r>

--- a/klagomål/A 9226-2025 FSC-klagomål.docx
+++ b/klagomål/A 9226-2025 FSC-klagomål.docx
@@ -684,7 +684,7 @@
     <w:r>
       <w:tab/>
       <w:tab/>
-      <w:t>2026-04-20</w:t>
+      <w:t>2026-04-21</w:t>
       <w:br/>
       <w:br/>
     </w:r>

--- a/klagomål/A 9226-2025 FSC-klagomål.docx
+++ b/klagomål/A 9226-2025 FSC-klagomål.docx
@@ -684,7 +684,7 @@
     <w:r>
       <w:tab/>
       <w:tab/>
-      <w:t>2026-04-21</w:t>
+      <w:t>2026-04-22</w:t>
       <w:br/>
       <w:br/>
     </w:r>

--- a/klagomål/A 9226-2025 FSC-klagomål.docx
+++ b/klagomål/A 9226-2025 FSC-klagomål.docx
@@ -684,7 +684,7 @@
     <w:r>
       <w:tab/>
       <w:tab/>
-      <w:t>2026-04-22</w:t>
+      <w:t>2026-04-23</w:t>
       <w:br/>
       <w:br/>
     </w:r>

--- a/klagomål/A 9226-2025 FSC-klagomål.docx
+++ b/klagomål/A 9226-2025 FSC-klagomål.docx
@@ -684,7 +684,7 @@
     <w:r>
       <w:tab/>
       <w:tab/>
-      <w:t>2026-04-23</w:t>
+      <w:t>2026-04-24</w:t>
       <w:br/>
       <w:br/>
     </w:r>

--- a/klagomål/A 9226-2025 FSC-klagomål.docx
+++ b/klagomål/A 9226-2025 FSC-klagomål.docx
@@ -684,7 +684,7 @@
     <w:r>
       <w:tab/>
       <w:tab/>
-      <w:t>2026-04-24</w:t>
+      <w:t>2026-04-25</w:t>
       <w:br/>
       <w:br/>
     </w:r>

--- a/klagomål/A 9226-2025 FSC-klagomål.docx
+++ b/klagomål/A 9226-2025 FSC-klagomål.docx
@@ -684,7 +684,7 @@
     <w:r>
       <w:tab/>
       <w:tab/>
-      <w:t>2026-04-25</w:t>
+      <w:t>2026-04-26</w:t>
       <w:br/>
       <w:br/>
     </w:r>

--- a/klagomål/A 9226-2025 FSC-klagomål.docx
+++ b/klagomål/A 9226-2025 FSC-klagomål.docx
@@ -684,7 +684,7 @@
     <w:r>
       <w:tab/>
       <w:tab/>
-      <w:t>2026-04-26</w:t>
+      <w:t>2026-04-27</w:t>
       <w:br/>
       <w:br/>
     </w:r>

--- a/klagomål/A 9226-2025 FSC-klagomål.docx
+++ b/klagomål/A 9226-2025 FSC-klagomål.docx
@@ -684,7 +684,7 @@
     <w:r>
       <w:tab/>
       <w:tab/>
-      <w:t>2026-04-27</w:t>
+      <w:t>2026-04-28</w:t>
       <w:br/>
       <w:br/>
     </w:r>

--- a/klagomål/A 9226-2025 FSC-klagomål.docx
+++ b/klagomål/A 9226-2025 FSC-klagomål.docx
@@ -684,7 +684,7 @@
     <w:r>
       <w:tab/>
       <w:tab/>
-      <w:t>2026-04-28</w:t>
+      <w:t>2026-04-29</w:t>
       <w:br/>
       <w:br/>
     </w:r>

--- a/klagomål/A 9226-2025 FSC-klagomål.docx
+++ b/klagomål/A 9226-2025 FSC-klagomål.docx
@@ -684,7 +684,7 @@
     <w:r>
       <w:tab/>
       <w:tab/>
-      <w:t>2026-04-29</w:t>
+      <w:t>2026-04-30</w:t>
       <w:br/>
       <w:br/>
     </w:r>

--- a/klagomål/A 9226-2025 FSC-klagomål.docx
+++ b/klagomål/A 9226-2025 FSC-klagomål.docx
@@ -684,7 +684,7 @@
     <w:r>
       <w:tab/>
       <w:tab/>
-      <w:t>2026-04-30</w:t>
+      <w:t>2026-05-01</w:t>
       <w:br/>
       <w:br/>
     </w:r>

--- a/klagomål/A 9226-2025 FSC-klagomål.docx
+++ b/klagomål/A 9226-2025 FSC-klagomål.docx
@@ -684,7 +684,7 @@
     <w:r>
       <w:tab/>
       <w:tab/>
-      <w:t>2026-05-01</w:t>
+      <w:t>2026-05-02</w:t>
       <w:br/>
       <w:br/>
     </w:r>

--- a/klagomål/A 9226-2025 FSC-klagomål.docx
+++ b/klagomål/A 9226-2025 FSC-klagomål.docx
@@ -684,7 +684,7 @@
     <w:r>
       <w:tab/>
       <w:tab/>
-      <w:t>2026-06-15</w:t>
+      <w:t>2026-06-16</w:t>
       <w:br/>
       <w:br/>
     </w:r>

--- a/klagomål/A 9226-2025 FSC-klagomål.docx
+++ b/klagomål/A 9226-2025 FSC-klagomål.docx
@@ -684,7 +684,7 @@
     <w:r>
       <w:tab/>
       <w:tab/>
-      <w:t>2026-06-16</w:t>
+      <w:t>2026-06-17</w:t>
       <w:br/>
       <w:br/>
     </w:r>

--- a/klagomål/A 9226-2025 FSC-klagomål.docx
+++ b/klagomål/A 9226-2025 FSC-klagomål.docx
@@ -1,6 +1,6 @@
 
 <file path=word/document.xml><?xml version="1.0" encoding="utf-8"?>
-<w:document xmlns:wpc="http://schemas.microsoft.com/office/word/2010/wordprocessingCanvas" xmlns:cx="http://schemas.microsoft.com/office/drawing/2014/chartex" xmlns:cx1="http://schemas.microsoft.com/office/drawing/2015/9/8/chartex" xmlns:cx2="http://schemas.microsoft.com/office/drawing/2015/10/21/chartex" xmlns:cx3="http://schemas.microsoft.com/office/drawing/2016/5/9/chartex" xmlns:cx4="http://schemas.microsoft.com/office/drawing/2016/5/10/chartex" xmlns:cx5="http://schemas.microsoft.com/office/drawing/2016/5/11/chartex" xmlns:cx6="http://schemas.microsoft.com/office/drawing/2016/5/12/chartex" xmlns:cx7="http://schemas.microsoft.com/office/drawing/2016/5/13/chartex" xmlns:cx8="http://schemas.microsoft.com/office/drawing/2016/5/14/chartex" xmlns:mc="http://schemas.openxmlformats.org/markup-compatibility/2006" xmlns:aink="http://schemas.microsoft.com/office/drawing/2016/ink" xmlns:am3d="http://schemas.microsoft.com/office/drawing/2017/model3d" xmlns:o="urn:schemas-microsoft-com:office:office" xmlns:oel="http://schemas.microsoft.com/office/2019/extlst" xmlns:r="http://schemas.openxmlformats.org/officeDocument/2006/relationships" xmlns:m="http://schemas.openxmlformats.org/officeDocument/2006/math" xmlns:v="urn:schemas-microsoft-com:vml" xmlns:wp14="http://schemas.microsoft.com/office/word/2010/wordprocessingDrawing" xmlns:wp="http://schemas.openxmlformats.org/drawingml/2006/wordprocessingDrawing" xmlns:w10="urn:schemas-microsoft-com:office:word" xmlns:w="http://schemas.openxmlformats.org/wordprocessingml/2006/main" xmlns:w14="http://schemas.microsoft.com/office/word/2010/wordml" xmlns:w15="http://schemas.microsoft.com/office/word/2012/wordml" xmlns:w16cex="http://schemas.microsoft.com/office/word/2018/wordml/cex" xmlns:w16cid="http://schemas.microsoft.com/office/word/2016/wordml/cid" xmlns:w16="http://schemas.microsoft.com/office/word/2018/wordml" xmlns:w16sdtdh="http://schemas.microsoft.com/office/word/2020/wordml/sdtdatahash" xmlns:w16se="http://schemas.microsoft.com/office/word/2015/wordml/symex" xmlns:wpg="http://schemas.microsoft.com/office/word/2010/wordprocessingGroup" xmlns:wpi="http://schemas.microsoft.com/office/word/2010/wordprocessingInk" xmlns:wne="http://schemas.microsoft.com/office/word/2006/wordml" xmlns:wps="http://schemas.microsoft.com/office/word/2010/wordprocessingShape" mc:Ignorable="w14 w15 w16se w16cid w16 w16cex w16sdtdh wp14">
+<w:document xmlns:wpc="http://schemas.microsoft.com/office/word/2010/wordprocessingCanvas" xmlns:cx="http://schemas.microsoft.com/office/drawing/2014/chartex" xmlns:cx1="http://schemas.microsoft.com/office/drawing/2015/9/8/chartex" xmlns:cx2="http://schemas.microsoft.com/office/drawing/2015/10/21/chartex" xmlns:cx3="http://schemas.microsoft.com/office/drawing/2016/5/9/chartex" xmlns:cx4="http://schemas.microsoft.com/office/drawing/2016/5/10/chartex" xmlns:cx5="http://schemas.microsoft.com/office/drawing/2016/5/11/chartex" xmlns:cx6="http://schemas.microsoft.com/office/drawing/2016/5/12/chartex" xmlns:cx7="http://schemas.microsoft.com/office/drawing/2016/5/13/chartex" xmlns:cx8="http://schemas.microsoft.com/office/drawing/2016/5/14/chartex" xmlns:mc="http://schemas.openxmlformats.org/markup-compatibility/2006" xmlns:aink="http://schemas.microsoft.com/office/drawing/2016/ink" xmlns:am3d="http://schemas.microsoft.com/office/drawing/2017/model3d" xmlns:o="urn:schemas-microsoft-com:office:office" xmlns:oel="http://schemas.microsoft.com/office/2019/extlst" xmlns:r="http://schemas.openxmlformats.org/officeDocument/2006/relationships" xmlns:m="http://schemas.openxmlformats.org/officeDocument/2006/math" xmlns:v="urn:schemas-microsoft-com:vml" xmlns:wp14="http://schemas.microsoft.com/office/word/2010/wordprocessingDrawing" xmlns:wp="http://schemas.openxmlformats.org/drawingml/2006/wordprocessingDrawing" xmlns:w10="urn:schemas-microsoft-com:office:word" xmlns:w="http://schemas.openxmlformats.org/wordprocessingml/2006/main" xmlns:w14="http://schemas.microsoft.com/office/word/2010/wordml" xmlns:w15="http://schemas.microsoft.com/office/word/2012/wordml" xmlns:w16cex="http://schemas.microsoft.com/office/word/2018/wordml/cex" xmlns:w16cid="http://schemas.microsoft.com/office/word/2016/wordml/cid" xmlns:w16="http://schemas.microsoft.com/office/word/2018/wordml" xmlns:w16du="http://schemas.microsoft.com/office/word/2023/wordml/word16du" xmlns:w16sdtdh="http://schemas.microsoft.com/office/word/2020/wordml/sdtdatahash" xmlns:w16sdtfl="http://schemas.microsoft.com/office/word/2024/wordml/sdtformatlock" xmlns:w16se="http://schemas.microsoft.com/office/word/2015/wordml/symex" xmlns:wpg="http://schemas.microsoft.com/office/word/2010/wordprocessingGroup" xmlns:wpi="http://schemas.microsoft.com/office/word/2010/wordprocessingInk" xmlns:wne="http://schemas.microsoft.com/office/word/2006/wordml" xmlns:wps="http://schemas.microsoft.com/office/word/2010/wordprocessingShape" mc:Ignorable="w14 w15 w16se w16cid w16 w16cex w16sdtdh w16sdtfl w16du wp14">
   <w:body>
     <w:p>
       <w:r>
@@ -168,7 +168,7 @@
     </w:p>
     <w:p>
       <w:r>
-        <w:t>Detta dokument behandlar höga naturvärden i avverkningsanmälan A 9226-2025 i Torsby kommun. Denna avverkningsanmälan inkom 2025-02-26 00:00:00 och omfattar 0,8 ha.</w:t>
+        <w:t>Detta dokument behandlar höga naturvärden i avverkningsanmälan A 9226-2025 i Torsby kommun som inkom 2025-02-26 och omfattar 0,8 ha.</w:t>
       </w:r>
     </w:p>
     <w:p>
@@ -191,12 +191,15 @@
     </w:p>
     <w:p>
       <w:r>
-        <w:t>I avverkningsanmälan har följande 1 naturvårdsarter hittats: bombmurkla (VU, §8). Av dessa är 1 rödlistade. För rödlistade arter har rödlistekategorin angivits inom parentes. För fridlysta arter anges även paragrafen i Artskyddsförordningen som arten är fridlyst enligt.</w:t>
+        <w:t>I och inom 21 meter från avverkningsanmälan har följande 5 naturvårdsarter hittats: bombmurkla (EN, §8), späd bäckmossa (NT), blanksvart trämyra (S), mörk husmossa (S, T) och skogshakmossa (S, T). Av dessa är 2 rödlistade. För rödlistade arter har rödlistekategorin angivits inom parentes. Arter som är signalarter enligt Skogsstyrelsen har markerats med (S). Typiska arter inom Natura 2000 som är kopplade till skogsekosystem har markerats med (T). För fridlysta arter anges även paragrafen i Artskyddsförordningen som arten är fridlyst enligt.</w:t>
       </w:r>
     </w:p>
     <w:p>
       <w:r>
-        <w:t>De påträffade naturvårdsarterna är ett tydligt kvitto på att detta rör sig om en skog med höga naturvärden. I Figur 1 visas en karta över det avverkningsanmälda området, där samtliga fyndplatser för naturvårdsarter som finns registrerade på Artportalen har markerats.</w:t>
+        <w:t>De påträffade naturvårdsarterna är ett tydligt kvitto på att det rör sig om en skog med höga naturvärden.</w:t>
+      </w:r>
+      <w:r>
+        <w:t xml:space="preserve"> I Figur 1 visas fyndplatser för naturvårdsarter i området, som finns registrerade på Artportalen.</w:t>
       </w:r>
     </w:p>
     <w:p>
@@ -206,7 +209,7 @@
       <w:r>
         <w:drawing>
           <wp:inline xmlns:a="http://schemas.openxmlformats.org/drawingml/2006/main" xmlns:pic="http://schemas.openxmlformats.org/drawingml/2006/picture">
-            <wp:extent cx="5486400" cy="5689008"/>
+            <wp:extent cx="5486400" cy="5522457"/>
             <wp:docPr id="1" name="Picture 1"/>
             <wp:cNvGraphicFramePr>
               <a:graphicFrameLocks noChangeAspect="1"/>
@@ -227,7 +230,7 @@
                   <pic:spPr>
                     <a:xfrm>
                       <a:off x="0" y="0"/>
-                      <a:ext cx="5486400" cy="5689008"/>
+                      <a:ext cx="5486400" cy="5522457"/>
                     </a:xfrm>
                     <a:prstGeom prst="rect"/>
                   </pic:spPr>
@@ -241,14 +244,15 @@
     <w:p>
       <w:pPr>
         <w:pStyle w:val="Caption"/>
+        <w:spacing w:after="240"/>
       </w:pPr>
       <w:r>
-        <w:t>Figur 1. Fyndplatser för naturvårdsarter i det avverkningsanmälda området (röd linje). Markörer utan svart kant är placerade på fyndplatsen. Markörer med svart kant är placerade vid sidan av fyndplatsen och har ett svart streck som visar fyndplatsens exakta position. Kartans mittpunktskoordinat är N 6712699, E 396348 i SWEREF 99 TM.</w:t>
+        <w:t>Figur 1. Fyndplatser för naturvårdsarter i och inom 21 meter från avverkningsanmälan (röd linje). Markörer utan svart kant är placerade på fyndplatsen. Markörer med svart kant är placerade vid sidan av fyndplatsen och har ett svart streck som visar fyndplatsens exakta position. Kartans mittpunktskoordinat är N 6712699, E 396348 i SWEREF 99 TM.</w:t>
       </w:r>
     </w:p>
     <w:p>
       <w:pPr>
-        <w:pStyle w:val="Heading1"/>
+        <w:pStyle w:val="Heading2"/>
       </w:pPr>
       <w:r>
         <w:t>Fridlysta arter</w:t>
@@ -256,7 +260,7 @@
     </w:p>
     <w:p>
       <w:r>
-        <w:t>Följande fridlysta arter har sina livsmiljöer och växtplatser i den avverkningsanmälda skogen: bombmurkla (VU, §8).</w:t>
+        <w:t>Följande fridlysta arter har sina livsmiljöer och växtplatser i den avverkningsanmälda skogen: bombmurkla (EN, §8).</w:t>
       </w:r>
     </w:p>
     <w:p>
@@ -277,6 +281,193 @@
       </w:r>
       <w:r>
         <w:t>indikerar en speciell och hotad granskogstyp på naturligt näringsrika sandjordar. Den tål inte slutavverkning eller kraftig gallring och är endast påträffad i områden som har långvarig skogskontinuitet med gran. Minskningstakten för arten, som är placerad högst upp i Skogsstyrelsens värdepyramid för bedömning av skog med höga naturvärden, överstiger gränsvärdet för Starkt hotad (EN). Bombmurkla är fridlyst enligt 8 § artskyddsförordningen, omfattas av ett åtgärdsprogram för hotade arter (ÅGP) och är globalt rödlistad som nära hotad (NT). Sverige har ojämförligt flest växtplatser kvar av den europeiska populationen, vilket medför att vårt land har ett internationellt ansvar för artens fortlevnad (IUCN, 2024; SLU Artdatabanken, 2026; Nitare &amp; Skogsstyrelsen, 2019; Naturvårdsverket, 2010).</w:t>
+      </w:r>
+    </w:p>
+    <w:p>
+      <w:pPr>
+        <w:pStyle w:val="Heading2"/>
+      </w:pPr>
+      <w:r>
+        <w:t>Övriga naturvårdsarter</w:t>
+      </w:r>
+    </w:p>
+    <w:p>
+      <w:r>
+        <w:rPr>
+          <w:b/>
+        </w:rPr>
+        <w:t xml:space="preserve">Blanksvart trämyra </w:t>
+      </w:r>
+      <w:r>
+        <w:t xml:space="preserve">förknippas framför allt med gamla träd, där den gnager ut den murkna veden och fyller hålrummen med sitt konstfulla bo. I och intill bon av blanksvart trämyra och i synnerhet brun trämyra kan flera sällsynta och rödlistade skalbaggar påträffas. Bland dessa kan nämnas knappstumpbagge (EN), </w:t>
+      </w:r>
+      <w:r>
+        <w:rPr>
+          <w:i/>
+        </w:rPr>
+        <w:t>Batrisodes adnexus</w:t>
+      </w:r>
+      <w:r>
+        <w:t xml:space="preserve"> (VU), </w:t>
+      </w:r>
+      <w:r>
+        <w:rPr>
+          <w:i/>
+        </w:rPr>
+        <w:t>Batrisodes delaporti</w:t>
+      </w:r>
+      <w:r>
+        <w:t xml:space="preserve"> (VU), </w:t>
+      </w:r>
+      <w:r>
+        <w:rPr>
+          <w:i/>
+        </w:rPr>
+        <w:t>Euryusa coarctata</w:t>
+      </w:r>
+      <w:r>
+        <w:t xml:space="preserve"> (VU), </w:t>
+      </w:r>
+      <w:r>
+        <w:rPr>
+          <w:i/>
+        </w:rPr>
+        <w:t>Euryusa optabilis</w:t>
+      </w:r>
+      <w:r>
+        <w:t xml:space="preserve"> (VU), </w:t>
+      </w:r>
+      <w:r>
+        <w:rPr>
+          <w:i/>
+        </w:rPr>
+        <w:t>Euryusa sinuata</w:t>
+      </w:r>
+      <w:r>
+        <w:t xml:space="preserve"> (VU), </w:t>
+      </w:r>
+      <w:r>
+        <w:rPr>
+          <w:i/>
+        </w:rPr>
+        <w:t xml:space="preserve">Plectophloeus nitidus </w:t>
+      </w:r>
+      <w:r>
+        <w:t xml:space="preserve">(VU), </w:t>
+      </w:r>
+      <w:r>
+        <w:rPr>
+          <w:i/>
+        </w:rPr>
+        <w:t xml:space="preserve">Scydmaenus perrisi </w:t>
+      </w:r>
+      <w:r>
+        <w:t xml:space="preserve">(VU), </w:t>
+      </w:r>
+      <w:r>
+        <w:rPr>
+          <w:i/>
+        </w:rPr>
+        <w:t xml:space="preserve">Tachyusida gracilis </w:t>
+      </w:r>
+      <w:r>
+        <w:t xml:space="preserve">(VU), </w:t>
+      </w:r>
+      <w:r>
+        <w:rPr>
+          <w:i/>
+        </w:rPr>
+        <w:t>Amphotis marginata</w:t>
+      </w:r>
+      <w:r>
+        <w:t xml:space="preserve"> (NT), </w:t>
+      </w:r>
+      <w:r>
+        <w:rPr>
+          <w:i/>
+        </w:rPr>
+        <w:t>Cryptophagus fuscicornis</w:t>
+      </w:r>
+      <w:r>
+        <w:t xml:space="preserve"> (NT) och </w:t>
+      </w:r>
+      <w:r>
+        <w:rPr>
+          <w:i/>
+        </w:rPr>
+        <w:t>Thiasophila inquilina</w:t>
+      </w:r>
+      <w:r>
+        <w:t xml:space="preserve"> (NT) (SLU Artdatabanken, 2025).</w:t>
+      </w:r>
+    </w:p>
+    <w:p>
+      <w:r>
+        <w:rPr>
+          <w:b/>
+        </w:rPr>
+        <w:t xml:space="preserve">Mörk husmossa </w:t>
+      </w:r>
+      <w:r>
+        <w:t xml:space="preserve">är en mycket bra signalart i södra och mellersta Sverige. Den är sannolikt svårspridd och växer huvudsakligen i skog med lång skoglig kontinuitet i områden med konstant hög luftfuktighet. Den är känslig för större avverkningar, men tål plockhuggning som lämnar ett tätare trädskikt och ett obrutet, fukthållande mosstäcke på marken. Ett par studier har klart visat att artens tillväxt försämras när skogen huggs ner intill växtplatsen, och att ett kalhygges påverkan på mörk husmossa avtar både med avståndet från kalhygget och ju fuktigare växtplatsen är. Mörk husmossa är typisk art för </w:t>
+      </w:r>
+      <w:r>
+        <w:rPr>
+          <w:i/>
+        </w:rPr>
+        <w:t xml:space="preserve">9010 Taiga, 9050 Näringsrik granskog, 9080 Lövsumpskog, 9750 Svämlövskog, 9020 Nordlig ädellövskog, 9160 Näringsrik ekskog </w:t>
+      </w:r>
+      <w:r>
+        <w:t>och</w:t>
+      </w:r>
+      <w:r>
+        <w:rPr>
+          <w:i/>
+        </w:rPr>
+        <w:t xml:space="preserve"> 9180 Ädellövskog i branter</w:t>
+      </w:r>
+      <w:r>
+        <w:t xml:space="preserve"> (SLU Artdatabanken, 2024; Nitare &amp; Skogsstyrelsen, 2019).</w:t>
+      </w:r>
+    </w:p>
+    <w:p>
+      <w:r>
+        <w:rPr>
+          <w:b/>
+        </w:rPr>
+        <w:t>Skogshakmossa</w:t>
+      </w:r>
+      <w:r>
+        <w:t xml:space="preserve"> indikerar lokaler som ofta har en artrik mossflora som kräver jämn och hög markfuktighet, till exempel olika sumpskogar med höga naturvärden. Högst signalvärde har arten i södra och mellersta Sverige. Skogshakmossa är typisk art för </w:t>
+      </w:r>
+      <w:r>
+        <w:rPr>
+          <w:i/>
+        </w:rPr>
+        <w:t xml:space="preserve">9010 Taiga, 9050 Näringsrik granskog, 9080 Lövsumpskog </w:t>
+      </w:r>
+      <w:r>
+        <w:t xml:space="preserve">och </w:t>
+      </w:r>
+      <w:r>
+        <w:rPr>
+          <w:i/>
+        </w:rPr>
+        <w:t xml:space="preserve">9750 Svämlövskog </w:t>
+      </w:r>
+      <w:r>
+        <w:t>(Nitare &amp; Skogsstyrelsen, 2019; SLU Artdatabanken, 2025).</w:t>
+      </w:r>
+    </w:p>
+    <w:p>
+      <w:r>
+        <w:rPr>
+          <w:b/>
+        </w:rPr>
+        <w:t>Späd bäckmossa (NT)</w:t>
+      </w:r>
+      <w:r>
+        <w:t xml:space="preserve"> är en sällsynt art som växer på stenar och block i mindre, något rikare skogsbäckar i låglandet. Den är rödlistad som sårbar (VU) i den europeiska rödlistan och omfattas av EU:s art- och habitatdirektiv där dess bevarandestatus är otillfredsställande. Artens aktuella lokaler måste ges ett ändamålsenligt skydd och bevakas av berörda myndigheter, så att de inte påverkas negativt av skogsbruk eller annan markanvändning. Vid eventuell skogsavverkning är det viktigt att betydande hänsyn tas intill förekomsterna av arten. (SLU Artdatabanken, 2024; IUCN, 2024).</w:t>
       </w:r>
     </w:p>
     <w:p>
@@ -369,7 +560,7 @@
         <w:rPr>
           <w:i/>
         </w:rPr>
-        <w:t>I det avverkningsanmälda skogsområdet har 1 naturvårdsarter varav 1 rödlistade arter sina livsmiljöer och växtplatser.</w:t>
+        <w:t>I det avverkningsanmälda skogsområdet har 5 naturvårdsarter varav 2 rödlistade arter sina livsmiljöer och växtplatser.</w:t>
       </w:r>
     </w:p>
     <w:p>
@@ -574,7 +765,7 @@
 </file>
 
 <file path=word/endnotes.xml><?xml version="1.0" encoding="utf-8"?>
-<w:endnotes xmlns:wpc="http://schemas.microsoft.com/office/word/2010/wordprocessingCanvas" xmlns:cx="http://schemas.microsoft.com/office/drawing/2014/chartex" xmlns:cx1="http://schemas.microsoft.com/office/drawing/2015/9/8/chartex" xmlns:cx2="http://schemas.microsoft.com/office/drawing/2015/10/21/chartex" xmlns:cx3="http://schemas.microsoft.com/office/drawing/2016/5/9/chartex" xmlns:cx4="http://schemas.microsoft.com/office/drawing/2016/5/10/chartex" xmlns:cx5="http://schemas.microsoft.com/office/drawing/2016/5/11/chartex" xmlns:cx6="http://schemas.microsoft.com/office/drawing/2016/5/12/chartex" xmlns:cx7="http://schemas.microsoft.com/office/drawing/2016/5/13/chartex" xmlns:cx8="http://schemas.microsoft.com/office/drawing/2016/5/14/chartex" xmlns:mc="http://schemas.openxmlformats.org/markup-compatibility/2006" xmlns:aink="http://schemas.microsoft.com/office/drawing/2016/ink" xmlns:am3d="http://schemas.microsoft.com/office/drawing/2017/model3d" xmlns:o="urn:schemas-microsoft-com:office:office" xmlns:oel="http://schemas.microsoft.com/office/2019/extlst" xmlns:r="http://schemas.openxmlformats.org/officeDocument/2006/relationships" xmlns:m="http://schemas.openxmlformats.org/officeDocument/2006/math" xmlns:v="urn:schemas-microsoft-com:vml" xmlns:wp14="http://schemas.microsoft.com/office/word/2010/wordprocessingDrawing" xmlns:wp="http://schemas.openxmlformats.org/drawingml/2006/wordprocessingDrawing" xmlns:w10="urn:schemas-microsoft-com:office:word" xmlns:w="http://schemas.openxmlformats.org/wordprocessingml/2006/main" xmlns:w14="http://schemas.microsoft.com/office/word/2010/wordml" xmlns:w15="http://schemas.microsoft.com/office/word/2012/wordml" xmlns:w16cex="http://schemas.microsoft.com/office/word/2018/wordml/cex" xmlns:w16cid="http://schemas.microsoft.com/office/word/2016/wordml/cid" xmlns:w16="http://schemas.microsoft.com/office/word/2018/wordml" xmlns:w16sdtdh="http://schemas.microsoft.com/office/word/2020/wordml/sdtdatahash" xmlns:w16se="http://schemas.microsoft.com/office/word/2015/wordml/symex" xmlns:wpg="http://schemas.microsoft.com/office/word/2010/wordprocessingGroup" xmlns:wpi="http://schemas.microsoft.com/office/word/2010/wordprocessingInk" xmlns:wne="http://schemas.microsoft.com/office/word/2006/wordml" xmlns:wps="http://schemas.microsoft.com/office/word/2010/wordprocessingShape" mc:Ignorable="w14 w15 w16se w16cid w16 w16cex w16sdtdh wp14">
+<w:endnotes xmlns:wpc="http://schemas.microsoft.com/office/word/2010/wordprocessingCanvas" xmlns:cx="http://schemas.microsoft.com/office/drawing/2014/chartex" xmlns:cx1="http://schemas.microsoft.com/office/drawing/2015/9/8/chartex" xmlns:cx2="http://schemas.microsoft.com/office/drawing/2015/10/21/chartex" xmlns:cx3="http://schemas.microsoft.com/office/drawing/2016/5/9/chartex" xmlns:cx4="http://schemas.microsoft.com/office/drawing/2016/5/10/chartex" xmlns:cx5="http://schemas.microsoft.com/office/drawing/2016/5/11/chartex" xmlns:cx6="http://schemas.microsoft.com/office/drawing/2016/5/12/chartex" xmlns:cx7="http://schemas.microsoft.com/office/drawing/2016/5/13/chartex" xmlns:cx8="http://schemas.microsoft.com/office/drawing/2016/5/14/chartex" xmlns:mc="http://schemas.openxmlformats.org/markup-compatibility/2006" xmlns:aink="http://schemas.microsoft.com/office/drawing/2016/ink" xmlns:am3d="http://schemas.microsoft.com/office/drawing/2017/model3d" xmlns:o="urn:schemas-microsoft-com:office:office" xmlns:oel="http://schemas.microsoft.com/office/2019/extlst" xmlns:r="http://schemas.openxmlformats.org/officeDocument/2006/relationships" xmlns:m="http://schemas.openxmlformats.org/officeDocument/2006/math" xmlns:v="urn:schemas-microsoft-com:vml" xmlns:wp14="http://schemas.microsoft.com/office/word/2010/wordprocessingDrawing" xmlns:wp="http://schemas.openxmlformats.org/drawingml/2006/wordprocessingDrawing" xmlns:w10="urn:schemas-microsoft-com:office:word" xmlns:w="http://schemas.openxmlformats.org/wordprocessingml/2006/main" xmlns:w14="http://schemas.microsoft.com/office/word/2010/wordml" xmlns:w15="http://schemas.microsoft.com/office/word/2012/wordml" xmlns:w16cex="http://schemas.microsoft.com/office/word/2018/wordml/cex" xmlns:w16cid="http://schemas.microsoft.com/office/word/2016/wordml/cid" xmlns:w16="http://schemas.microsoft.com/office/word/2018/wordml" xmlns:w16du="http://schemas.microsoft.com/office/word/2023/wordml/word16du" xmlns:w16sdtdh="http://schemas.microsoft.com/office/word/2020/wordml/sdtdatahash" xmlns:w16sdtfl="http://schemas.microsoft.com/office/word/2024/wordml/sdtformatlock" xmlns:w16se="http://schemas.microsoft.com/office/word/2015/wordml/symex" xmlns:wpg="http://schemas.microsoft.com/office/word/2010/wordprocessingGroup" xmlns:wpi="http://schemas.microsoft.com/office/word/2010/wordprocessingInk" xmlns:wne="http://schemas.microsoft.com/office/word/2006/wordml" xmlns:wps="http://schemas.microsoft.com/office/word/2010/wordprocessingShape" mc:Ignorable="w14 w15 w16se w16cid w16 w16cex w16sdtdh w16sdtfl w16du wp14">
   <w:endnote w:type="separator" w:id="-1">
     <w:p>
       <w:pPr>
@@ -599,7 +790,7 @@
 </file>
 
 <file path=word/footer1.xml><?xml version="1.0" encoding="utf-8"?>
-<w:ftr xmlns:wpc="http://schemas.microsoft.com/office/word/2010/wordprocessingCanvas" xmlns:cx="http://schemas.microsoft.com/office/drawing/2014/chartex" xmlns:cx1="http://schemas.microsoft.com/office/drawing/2015/9/8/chartex" xmlns:cx2="http://schemas.microsoft.com/office/drawing/2015/10/21/chartex" xmlns:cx3="http://schemas.microsoft.com/office/drawing/2016/5/9/chartex" xmlns:cx4="http://schemas.microsoft.com/office/drawing/2016/5/10/chartex" xmlns:cx5="http://schemas.microsoft.com/office/drawing/2016/5/11/chartex" xmlns:cx6="http://schemas.microsoft.com/office/drawing/2016/5/12/chartex" xmlns:cx7="http://schemas.microsoft.com/office/drawing/2016/5/13/chartex" xmlns:cx8="http://schemas.microsoft.com/office/drawing/2016/5/14/chartex" xmlns:mc="http://schemas.openxmlformats.org/markup-compatibility/2006" xmlns:aink="http://schemas.microsoft.com/office/drawing/2016/ink" xmlns:am3d="http://schemas.microsoft.com/office/drawing/2017/model3d" xmlns:o="urn:schemas-microsoft-com:office:office" xmlns:oel="http://schemas.microsoft.com/office/2019/extlst" xmlns:r="http://schemas.openxmlformats.org/officeDocument/2006/relationships" xmlns:m="http://schemas.openxmlformats.org/officeDocument/2006/math" xmlns:v="urn:schemas-microsoft-com:vml" xmlns:wp14="http://schemas.microsoft.com/office/word/2010/wordprocessingDrawing" xmlns:wp="http://schemas.openxmlformats.org/drawingml/2006/wordprocessingDrawing" xmlns:w10="urn:schemas-microsoft-com:office:word" xmlns:w="http://schemas.openxmlformats.org/wordprocessingml/2006/main" xmlns:w14="http://schemas.microsoft.com/office/word/2010/wordml" xmlns:w15="http://schemas.microsoft.com/office/word/2012/wordml" xmlns:w16cex="http://schemas.microsoft.com/office/word/2018/wordml/cex" xmlns:w16cid="http://schemas.microsoft.com/office/word/2016/wordml/cid" xmlns:w16="http://schemas.microsoft.com/office/word/2018/wordml" xmlns:w16sdtdh="http://schemas.microsoft.com/office/word/2020/wordml/sdtdatahash" xmlns:w16se="http://schemas.microsoft.com/office/word/2015/wordml/symex" xmlns:wpg="http://schemas.microsoft.com/office/word/2010/wordprocessingGroup" xmlns:wpi="http://schemas.microsoft.com/office/word/2010/wordprocessingInk" xmlns:wne="http://schemas.microsoft.com/office/word/2006/wordml" xmlns:wps="http://schemas.microsoft.com/office/word/2010/wordprocessingShape" mc:Ignorable="w14 w15 w16se w16cid w16 w16cex w16sdtdh wp14">
+<w:ftr xmlns:wpc="http://schemas.microsoft.com/office/word/2010/wordprocessingCanvas" xmlns:cx="http://schemas.microsoft.com/office/drawing/2014/chartex" xmlns:cx1="http://schemas.microsoft.com/office/drawing/2015/9/8/chartex" xmlns:cx2="http://schemas.microsoft.com/office/drawing/2015/10/21/chartex" xmlns:cx3="http://schemas.microsoft.com/office/drawing/2016/5/9/chartex" xmlns:cx4="http://schemas.microsoft.com/office/drawing/2016/5/10/chartex" xmlns:cx5="http://schemas.microsoft.com/office/drawing/2016/5/11/chartex" xmlns:cx6="http://schemas.microsoft.com/office/drawing/2016/5/12/chartex" xmlns:cx7="http://schemas.microsoft.com/office/drawing/2016/5/13/chartex" xmlns:cx8="http://schemas.microsoft.com/office/drawing/2016/5/14/chartex" xmlns:mc="http://schemas.openxmlformats.org/markup-compatibility/2006" xmlns:aink="http://schemas.microsoft.com/office/drawing/2016/ink" xmlns:am3d="http://schemas.microsoft.com/office/drawing/2017/model3d" xmlns:o="urn:schemas-microsoft-com:office:office" xmlns:oel="http://schemas.microsoft.com/office/2019/extlst" xmlns:r="http://schemas.openxmlformats.org/officeDocument/2006/relationships" xmlns:m="http://schemas.openxmlformats.org/officeDocument/2006/math" xmlns:v="urn:schemas-microsoft-com:vml" xmlns:wp14="http://schemas.microsoft.com/office/word/2010/wordprocessingDrawing" xmlns:wp="http://schemas.openxmlformats.org/drawingml/2006/wordprocessingDrawing" xmlns:w10="urn:schemas-microsoft-com:office:word" xmlns:w="http://schemas.openxmlformats.org/wordprocessingml/2006/main" xmlns:w14="http://schemas.microsoft.com/office/word/2010/wordml" xmlns:w15="http://schemas.microsoft.com/office/word/2012/wordml" xmlns:w16cex="http://schemas.microsoft.com/office/word/2018/wordml/cex" xmlns:w16cid="http://schemas.microsoft.com/office/word/2016/wordml/cid" xmlns:w16="http://schemas.microsoft.com/office/word/2018/wordml" xmlns:w16du="http://schemas.microsoft.com/office/word/2023/wordml/word16du" xmlns:w16sdtdh="http://schemas.microsoft.com/office/word/2020/wordml/sdtdatahash" xmlns:w16sdtfl="http://schemas.microsoft.com/office/word/2024/wordml/sdtformatlock" xmlns:w16se="http://schemas.microsoft.com/office/word/2015/wordml/symex" xmlns:wpg="http://schemas.microsoft.com/office/word/2010/wordprocessingGroup" xmlns:wpi="http://schemas.microsoft.com/office/word/2010/wordprocessingInk" xmlns:wne="http://schemas.microsoft.com/office/word/2006/wordml" xmlns:wps="http://schemas.microsoft.com/office/word/2010/wordprocessingShape" mc:Ignorable="w14 w15 w16se w16cid w16 w16cex w16sdtdh w16sdtfl w16du wp14">
   <w:p>
     <w:pPr>
       <w:pStyle w:val="Footer"/>
@@ -609,7 +800,7 @@
 </file>
 
 <file path=word/footer2.xml><?xml version="1.0" encoding="utf-8"?>
-<w:ftr xmlns:wpc="http://schemas.microsoft.com/office/word/2010/wordprocessingCanvas" xmlns:cx="http://schemas.microsoft.com/office/drawing/2014/chartex" xmlns:cx1="http://schemas.microsoft.com/office/drawing/2015/9/8/chartex" xmlns:cx2="http://schemas.microsoft.com/office/drawing/2015/10/21/chartex" xmlns:cx3="http://schemas.microsoft.com/office/drawing/2016/5/9/chartex" xmlns:cx4="http://schemas.microsoft.com/office/drawing/2016/5/10/chartex" xmlns:cx5="http://schemas.microsoft.com/office/drawing/2016/5/11/chartex" xmlns:cx6="http://schemas.microsoft.com/office/drawing/2016/5/12/chartex" xmlns:cx7="http://schemas.microsoft.com/office/drawing/2016/5/13/chartex" xmlns:cx8="http://schemas.microsoft.com/office/drawing/2016/5/14/chartex" xmlns:mc="http://schemas.openxmlformats.org/markup-compatibility/2006" xmlns:aink="http://schemas.microsoft.com/office/drawing/2016/ink" xmlns:am3d="http://schemas.microsoft.com/office/drawing/2017/model3d" xmlns:o="urn:schemas-microsoft-com:office:office" xmlns:oel="http://schemas.microsoft.com/office/2019/extlst" xmlns:r="http://schemas.openxmlformats.org/officeDocument/2006/relationships" xmlns:m="http://schemas.openxmlformats.org/officeDocument/2006/math" xmlns:v="urn:schemas-microsoft-com:vml" xmlns:wp14="http://schemas.microsoft.com/office/word/2010/wordprocessingDrawing" xmlns:wp="http://schemas.openxmlformats.org/drawingml/2006/wordprocessingDrawing" xmlns:w10="urn:schemas-microsoft-com:office:word" xmlns:w="http://schemas.openxmlformats.org/wordprocessingml/2006/main" xmlns:w14="http://schemas.microsoft.com/office/word/2010/wordml" xmlns:w15="http://schemas.microsoft.com/office/word/2012/wordml" xmlns:w16cex="http://schemas.microsoft.com/office/word/2018/wordml/cex" xmlns:w16cid="http://schemas.microsoft.com/office/word/2016/wordml/cid" xmlns:w16="http://schemas.microsoft.com/office/word/2018/wordml" xmlns:w16sdtdh="http://schemas.microsoft.com/office/word/2020/wordml/sdtdatahash" xmlns:w16se="http://schemas.microsoft.com/office/word/2015/wordml/symex" xmlns:wpg="http://schemas.microsoft.com/office/word/2010/wordprocessingGroup" xmlns:wpi="http://schemas.microsoft.com/office/word/2010/wordprocessingInk" xmlns:wne="http://schemas.microsoft.com/office/word/2006/wordml" xmlns:wps="http://schemas.microsoft.com/office/word/2010/wordprocessingShape" mc:Ignorable="w14 w15 w16se w16cid w16 w16cex w16sdtdh wp14">
+<w:ftr xmlns:wpc="http://schemas.microsoft.com/office/word/2010/wordprocessingCanvas" xmlns:cx="http://schemas.microsoft.com/office/drawing/2014/chartex" xmlns:cx1="http://schemas.microsoft.com/office/drawing/2015/9/8/chartex" xmlns:cx2="http://schemas.microsoft.com/office/drawing/2015/10/21/chartex" xmlns:cx3="http://schemas.microsoft.com/office/drawing/2016/5/9/chartex" xmlns:cx4="http://schemas.microsoft.com/office/drawing/2016/5/10/chartex" xmlns:cx5="http://schemas.microsoft.com/office/drawing/2016/5/11/chartex" xmlns:cx6="http://schemas.microsoft.com/office/drawing/2016/5/12/chartex" xmlns:cx7="http://schemas.microsoft.com/office/drawing/2016/5/13/chartex" xmlns:cx8="http://schemas.microsoft.com/office/drawing/2016/5/14/chartex" xmlns:mc="http://schemas.openxmlformats.org/markup-compatibility/2006" xmlns:aink="http://schemas.microsoft.com/office/drawing/2016/ink" xmlns:am3d="http://schemas.microsoft.com/office/drawing/2017/model3d" xmlns:o="urn:schemas-microsoft-com:office:office" xmlns:oel="http://schemas.microsoft.com/office/2019/extlst" xmlns:r="http://schemas.openxmlformats.org/officeDocument/2006/relationships" xmlns:m="http://schemas.openxmlformats.org/officeDocument/2006/math" xmlns:v="urn:schemas-microsoft-com:vml" xmlns:wp14="http://schemas.microsoft.com/office/word/2010/wordprocessingDrawing" xmlns:wp="http://schemas.openxmlformats.org/drawingml/2006/wordprocessingDrawing" xmlns:w10="urn:schemas-microsoft-com:office:word" xmlns:w="http://schemas.openxmlformats.org/wordprocessingml/2006/main" xmlns:w14="http://schemas.microsoft.com/office/word/2010/wordml" xmlns:w15="http://schemas.microsoft.com/office/word/2012/wordml" xmlns:w16cex="http://schemas.microsoft.com/office/word/2018/wordml/cex" xmlns:w16cid="http://schemas.microsoft.com/office/word/2016/wordml/cid" xmlns:w16="http://schemas.microsoft.com/office/word/2018/wordml" xmlns:w16du="http://schemas.microsoft.com/office/word/2023/wordml/word16du" xmlns:w16sdtdh="http://schemas.microsoft.com/office/word/2020/wordml/sdtdatahash" xmlns:w16sdtfl="http://schemas.microsoft.com/office/word/2024/wordml/sdtformatlock" xmlns:w16se="http://schemas.microsoft.com/office/word/2015/wordml/symex" xmlns:wpg="http://schemas.microsoft.com/office/word/2010/wordprocessingGroup" xmlns:wpi="http://schemas.microsoft.com/office/word/2010/wordprocessingInk" xmlns:wne="http://schemas.microsoft.com/office/word/2006/wordml" xmlns:wps="http://schemas.microsoft.com/office/word/2010/wordprocessingShape" mc:Ignorable="w14 w15 w16se w16cid w16 w16cex w16sdtdh w16sdtfl w16du wp14">
   <w:p>
     <w:pPr>
       <w:pStyle w:val="Footer"/>
@@ -619,7 +810,7 @@
 </file>
 
 <file path=word/footer3.xml><?xml version="1.0" encoding="utf-8"?>
-<w:ftr xmlns:wpc="http://schemas.microsoft.com/office/word/2010/wordprocessingCanvas" xmlns:cx="http://schemas.microsoft.com/office/drawing/2014/chartex" xmlns:cx1="http://schemas.microsoft.com/office/drawing/2015/9/8/chartex" xmlns:cx2="http://schemas.microsoft.com/office/drawing/2015/10/21/chartex" xmlns:cx3="http://schemas.microsoft.com/office/drawing/2016/5/9/chartex" xmlns:cx4="http://schemas.microsoft.com/office/drawing/2016/5/10/chartex" xmlns:cx5="http://schemas.microsoft.com/office/drawing/2016/5/11/chartex" xmlns:cx6="http://schemas.microsoft.com/office/drawing/2016/5/12/chartex" xmlns:cx7="http://schemas.microsoft.com/office/drawing/2016/5/13/chartex" xmlns:cx8="http://schemas.microsoft.com/office/drawing/2016/5/14/chartex" xmlns:mc="http://schemas.openxmlformats.org/markup-compatibility/2006" xmlns:aink="http://schemas.microsoft.com/office/drawing/2016/ink" xmlns:am3d="http://schemas.microsoft.com/office/drawing/2017/model3d" xmlns:o="urn:schemas-microsoft-com:office:office" xmlns:oel="http://schemas.microsoft.com/office/2019/extlst" xmlns:r="http://schemas.openxmlformats.org/officeDocument/2006/relationships" xmlns:m="http://schemas.openxmlformats.org/officeDocument/2006/math" xmlns:v="urn:schemas-microsoft-com:vml" xmlns:wp14="http://schemas.microsoft.com/office/word/2010/wordprocessingDrawing" xmlns:wp="http://schemas.openxmlformats.org/drawingml/2006/wordprocessingDrawing" xmlns:w10="urn:schemas-microsoft-com:office:word" xmlns:w="http://schemas.openxmlformats.org/wordprocessingml/2006/main" xmlns:w14="http://schemas.microsoft.com/office/word/2010/wordml" xmlns:w15="http://schemas.microsoft.com/office/word/2012/wordml" xmlns:w16cex="http://schemas.microsoft.com/office/word/2018/wordml/cex" xmlns:w16cid="http://schemas.microsoft.com/office/word/2016/wordml/cid" xmlns:w16="http://schemas.microsoft.com/office/word/2018/wordml" xmlns:w16sdtdh="http://schemas.microsoft.com/office/word/2020/wordml/sdtdatahash" xmlns:w16se="http://schemas.microsoft.com/office/word/2015/wordml/symex" xmlns:wpg="http://schemas.microsoft.com/office/word/2010/wordprocessingGroup" xmlns:wpi="http://schemas.microsoft.com/office/word/2010/wordprocessingInk" xmlns:wne="http://schemas.microsoft.com/office/word/2006/wordml" xmlns:wps="http://schemas.microsoft.com/office/word/2010/wordprocessingShape" mc:Ignorable="w14 w15 w16se w16cid w16 w16cex w16sdtdh wp14">
+<w:ftr xmlns:wpc="http://schemas.microsoft.com/office/word/2010/wordprocessingCanvas" xmlns:cx="http://schemas.microsoft.com/office/drawing/2014/chartex" xmlns:cx1="http://schemas.microsoft.com/office/drawing/2015/9/8/chartex" xmlns:cx2="http://schemas.microsoft.com/office/drawing/2015/10/21/chartex" xmlns:cx3="http://schemas.microsoft.com/office/drawing/2016/5/9/chartex" xmlns:cx4="http://schemas.microsoft.com/office/drawing/2016/5/10/chartex" xmlns:cx5="http://schemas.microsoft.com/office/drawing/2016/5/11/chartex" xmlns:cx6="http://schemas.microsoft.com/office/drawing/2016/5/12/chartex" xmlns:cx7="http://schemas.microsoft.com/office/drawing/2016/5/13/chartex" xmlns:cx8="http://schemas.microsoft.com/office/drawing/2016/5/14/chartex" xmlns:mc="http://schemas.openxmlformats.org/markup-compatibility/2006" xmlns:aink="http://schemas.microsoft.com/office/drawing/2016/ink" xmlns:am3d="http://schemas.microsoft.com/office/drawing/2017/model3d" xmlns:o="urn:schemas-microsoft-com:office:office" xmlns:oel="http://schemas.microsoft.com/office/2019/extlst" xmlns:r="http://schemas.openxmlformats.org/officeDocument/2006/relationships" xmlns:m="http://schemas.openxmlformats.org/officeDocument/2006/math" xmlns:v="urn:schemas-microsoft-com:vml" xmlns:wp14="http://schemas.microsoft.com/office/word/2010/wordprocessingDrawing" xmlns:wp="http://schemas.openxmlformats.org/drawingml/2006/wordprocessingDrawing" xmlns:w10="urn:schemas-microsoft-com:office:word" xmlns:w="http://schemas.openxmlformats.org/wordprocessingml/2006/main" xmlns:w14="http://schemas.microsoft.com/office/word/2010/wordml" xmlns:w15="http://schemas.microsoft.com/office/word/2012/wordml" xmlns:w16cex="http://schemas.microsoft.com/office/word/2018/wordml/cex" xmlns:w16cid="http://schemas.microsoft.com/office/word/2016/wordml/cid" xmlns:w16="http://schemas.microsoft.com/office/word/2018/wordml" xmlns:w16du="http://schemas.microsoft.com/office/word/2023/wordml/word16du" xmlns:w16sdtdh="http://schemas.microsoft.com/office/word/2020/wordml/sdtdatahash" xmlns:w16sdtfl="http://schemas.microsoft.com/office/word/2024/wordml/sdtformatlock" xmlns:w16se="http://schemas.microsoft.com/office/word/2015/wordml/symex" xmlns:wpg="http://schemas.microsoft.com/office/word/2010/wordprocessingGroup" xmlns:wpi="http://schemas.microsoft.com/office/word/2010/wordprocessingInk" xmlns:wne="http://schemas.microsoft.com/office/word/2006/wordml" xmlns:wps="http://schemas.microsoft.com/office/word/2010/wordprocessingShape" mc:Ignorable="w14 w15 w16se w16cid w16 w16cex w16sdtdh w16sdtfl w16du wp14">
   <w:p>
     <w:pPr>
       <w:pStyle w:val="Footer"/>
@@ -629,7 +820,7 @@
 </file>
 
 <file path=word/footnotes.xml><?xml version="1.0" encoding="utf-8"?>
-<w:footnotes xmlns:wpc="http://schemas.microsoft.com/office/word/2010/wordprocessingCanvas" xmlns:cx="http://schemas.microsoft.com/office/drawing/2014/chartex" xmlns:cx1="http://schemas.microsoft.com/office/drawing/2015/9/8/chartex" xmlns:cx2="http://schemas.microsoft.com/office/drawing/2015/10/21/chartex" xmlns:cx3="http://schemas.microsoft.com/office/drawing/2016/5/9/chartex" xmlns:cx4="http://schemas.microsoft.com/office/drawing/2016/5/10/chartex" xmlns:cx5="http://schemas.microsoft.com/office/drawing/2016/5/11/chartex" xmlns:cx6="http://schemas.microsoft.com/office/drawing/2016/5/12/chartex" xmlns:cx7="http://schemas.microsoft.com/office/drawing/2016/5/13/chartex" xmlns:cx8="http://schemas.microsoft.com/office/drawing/2016/5/14/chartex" xmlns:mc="http://schemas.openxmlformats.org/markup-compatibility/2006" xmlns:aink="http://schemas.microsoft.com/office/drawing/2016/ink" xmlns:am3d="http://schemas.microsoft.com/office/drawing/2017/model3d" xmlns:o="urn:schemas-microsoft-com:office:office" xmlns:oel="http://schemas.microsoft.com/office/2019/extlst" xmlns:r="http://schemas.openxmlformats.org/officeDocument/2006/relationships" xmlns:m="http://schemas.openxmlformats.org/officeDocument/2006/math" xmlns:v="urn:schemas-microsoft-com:vml" xmlns:wp14="http://schemas.microsoft.com/office/word/2010/wordprocessingDrawing" xmlns:wp="http://schemas.openxmlformats.org/drawingml/2006/wordprocessingDrawing" xmlns:w10="urn:schemas-microsoft-com:office:word" xmlns:w="http://schemas.openxmlformats.org/wordprocessingml/2006/main" xmlns:w14="http://schemas.microsoft.com/office/word/2010/wordml" xmlns:w15="http://schemas.microsoft.com/office/word/2012/wordml" xmlns:w16cex="http://schemas.microsoft.com/office/word/2018/wordml/cex" xmlns:w16cid="http://schemas.microsoft.com/office/word/2016/wordml/cid" xmlns:w16="http://schemas.microsoft.com/office/word/2018/wordml" xmlns:w16sdtdh="http://schemas.microsoft.com/office/word/2020/wordml/sdtdatahash" xmlns:w16se="http://schemas.microsoft.com/office/word/2015/wordml/symex" xmlns:wpg="http://schemas.microsoft.com/office/word/2010/wordprocessingGroup" xmlns:wpi="http://schemas.microsoft.com/office/word/2010/wordprocessingInk" xmlns:wne="http://schemas.microsoft.com/office/word/2006/wordml" xmlns:wps="http://schemas.microsoft.com/office/word/2010/wordprocessingShape" mc:Ignorable="w14 w15 w16se w16cid w16 w16cex w16sdtdh wp14">
+<w:footnotes xmlns:wpc="http://schemas.microsoft.com/office/word/2010/wordprocessingCanvas" xmlns:cx="http://schemas.microsoft.com/office/drawing/2014/chartex" xmlns:cx1="http://schemas.microsoft.com/office/drawing/2015/9/8/chartex" xmlns:cx2="http://schemas.microsoft.com/office/drawing/2015/10/21/chartex" xmlns:cx3="http://schemas.microsoft.com/office/drawing/2016/5/9/chartex" xmlns:cx4="http://schemas.microsoft.com/office/drawing/2016/5/10/chartex" xmlns:cx5="http://schemas.microsoft.com/office/drawing/2016/5/11/chartex" xmlns:cx6="http://schemas.microsoft.com/office/drawing/2016/5/12/chartex" xmlns:cx7="http://schemas.microsoft.com/office/drawing/2016/5/13/chartex" xmlns:cx8="http://schemas.microsoft.com/office/drawing/2016/5/14/chartex" xmlns:mc="http://schemas.openxmlformats.org/markup-compatibility/2006" xmlns:aink="http://schemas.microsoft.com/office/drawing/2016/ink" xmlns:am3d="http://schemas.microsoft.com/office/drawing/2017/model3d" xmlns:o="urn:schemas-microsoft-com:office:office" xmlns:oel="http://schemas.microsoft.com/office/2019/extlst" xmlns:r="http://schemas.openxmlformats.org/officeDocument/2006/relationships" xmlns:m="http://schemas.openxmlformats.org/officeDocument/2006/math" xmlns:v="urn:schemas-microsoft-com:vml" xmlns:wp14="http://schemas.microsoft.com/office/word/2010/wordprocessingDrawing" xmlns:wp="http://schemas.openxmlformats.org/drawingml/2006/wordprocessingDrawing" xmlns:w10="urn:schemas-microsoft-com:office:word" xmlns:w="http://schemas.openxmlformats.org/wordprocessingml/2006/main" xmlns:w14="http://schemas.microsoft.com/office/word/2010/wordml" xmlns:w15="http://schemas.microsoft.com/office/word/2012/wordml" xmlns:w16cex="http://schemas.microsoft.com/office/word/2018/wordml/cex" xmlns:w16cid="http://schemas.microsoft.com/office/word/2016/wordml/cid" xmlns:w16="http://schemas.microsoft.com/office/word/2018/wordml" xmlns:w16du="http://schemas.microsoft.com/office/word/2023/wordml/word16du" xmlns:w16sdtdh="http://schemas.microsoft.com/office/word/2020/wordml/sdtdatahash" xmlns:w16sdtfl="http://schemas.microsoft.com/office/word/2024/wordml/sdtformatlock" xmlns:w16se="http://schemas.microsoft.com/office/word/2015/wordml/symex" xmlns:wpg="http://schemas.microsoft.com/office/word/2010/wordprocessingGroup" xmlns:wpi="http://schemas.microsoft.com/office/word/2010/wordprocessingInk" xmlns:wne="http://schemas.microsoft.com/office/word/2006/wordml" xmlns:wps="http://schemas.microsoft.com/office/word/2010/wordprocessingShape" mc:Ignorable="w14 w15 w16se w16cid w16 w16cex w16sdtdh w16sdtfl w16du wp14">
   <w:footnote w:type="separator" w:id="-1">
     <w:p>
       <w:pPr>
@@ -654,7 +845,7 @@
 </file>
 
 <file path=word/header1.xml><?xml version="1.0" encoding="utf-8"?>
-<w:hdr xmlns:wpc="http://schemas.microsoft.com/office/word/2010/wordprocessingCanvas" xmlns:cx="http://schemas.microsoft.com/office/drawing/2014/chartex" xmlns:cx1="http://schemas.microsoft.com/office/drawing/2015/9/8/chartex" xmlns:cx2="http://schemas.microsoft.com/office/drawing/2015/10/21/chartex" xmlns:cx3="http://schemas.microsoft.com/office/drawing/2016/5/9/chartex" xmlns:cx4="http://schemas.microsoft.com/office/drawing/2016/5/10/chartex" xmlns:cx5="http://schemas.microsoft.com/office/drawing/2016/5/11/chartex" xmlns:cx6="http://schemas.microsoft.com/office/drawing/2016/5/12/chartex" xmlns:cx7="http://schemas.microsoft.com/office/drawing/2016/5/13/chartex" xmlns:cx8="http://schemas.microsoft.com/office/drawing/2016/5/14/chartex" xmlns:mc="http://schemas.openxmlformats.org/markup-compatibility/2006" xmlns:aink="http://schemas.microsoft.com/office/drawing/2016/ink" xmlns:am3d="http://schemas.microsoft.com/office/drawing/2017/model3d" xmlns:o="urn:schemas-microsoft-com:office:office" xmlns:oel="http://schemas.microsoft.com/office/2019/extlst" xmlns:r="http://schemas.openxmlformats.org/officeDocument/2006/relationships" xmlns:m="http://schemas.openxmlformats.org/officeDocument/2006/math" xmlns:v="urn:schemas-microsoft-com:vml" xmlns:wp14="http://schemas.microsoft.com/office/word/2010/wordprocessingDrawing" xmlns:wp="http://schemas.openxmlformats.org/drawingml/2006/wordprocessingDrawing" xmlns:w10="urn:schemas-microsoft-com:office:word" xmlns:w="http://schemas.openxmlformats.org/wordprocessingml/2006/main" xmlns:w14="http://schemas.microsoft.com/office/word/2010/wordml" xmlns:w15="http://schemas.microsoft.com/office/word/2012/wordml" xmlns:w16cex="http://schemas.microsoft.com/office/word/2018/wordml/cex" xmlns:w16cid="http://schemas.microsoft.com/office/word/2016/wordml/cid" xmlns:w16="http://schemas.microsoft.com/office/word/2018/wordml" xmlns:w16sdtdh="http://schemas.microsoft.com/office/word/2020/wordml/sdtdatahash" xmlns:w16se="http://schemas.microsoft.com/office/word/2015/wordml/symex" xmlns:wpg="http://schemas.microsoft.com/office/word/2010/wordprocessingGroup" xmlns:wpi="http://schemas.microsoft.com/office/word/2010/wordprocessingInk" xmlns:wne="http://schemas.microsoft.com/office/word/2006/wordml" xmlns:wps="http://schemas.microsoft.com/office/word/2010/wordprocessingShape" mc:Ignorable="w14 w15 w16se w16cid w16 w16cex w16sdtdh wp14">
+<w:hdr xmlns:wpc="http://schemas.microsoft.com/office/word/2010/wordprocessingCanvas" xmlns:cx="http://schemas.microsoft.com/office/drawing/2014/chartex" xmlns:cx1="http://schemas.microsoft.com/office/drawing/2015/9/8/chartex" xmlns:cx2="http://schemas.microsoft.com/office/drawing/2015/10/21/chartex" xmlns:cx3="http://schemas.microsoft.com/office/drawing/2016/5/9/chartex" xmlns:cx4="http://schemas.microsoft.com/office/drawing/2016/5/10/chartex" xmlns:cx5="http://schemas.microsoft.com/office/drawing/2016/5/11/chartex" xmlns:cx6="http://schemas.microsoft.com/office/drawing/2016/5/12/chartex" xmlns:cx7="http://schemas.microsoft.com/office/drawing/2016/5/13/chartex" xmlns:cx8="http://schemas.microsoft.com/office/drawing/2016/5/14/chartex" xmlns:mc="http://schemas.openxmlformats.org/markup-compatibility/2006" xmlns:aink="http://schemas.microsoft.com/office/drawing/2016/ink" xmlns:am3d="http://schemas.microsoft.com/office/drawing/2017/model3d" xmlns:o="urn:schemas-microsoft-com:office:office" xmlns:oel="http://schemas.microsoft.com/office/2019/extlst" xmlns:r="http://schemas.openxmlformats.org/officeDocument/2006/relationships" xmlns:m="http://schemas.openxmlformats.org/officeDocument/2006/math" xmlns:v="urn:schemas-microsoft-com:vml" xmlns:wp14="http://schemas.microsoft.com/office/word/2010/wordprocessingDrawing" xmlns:wp="http://schemas.openxmlformats.org/drawingml/2006/wordprocessingDrawing" xmlns:w10="urn:schemas-microsoft-com:office:word" xmlns:w="http://schemas.openxmlformats.org/wordprocessingml/2006/main" xmlns:w14="http://schemas.microsoft.com/office/word/2010/wordml" xmlns:w15="http://schemas.microsoft.com/office/word/2012/wordml" xmlns:w16cex="http://schemas.microsoft.com/office/word/2018/wordml/cex" xmlns:w16cid="http://schemas.microsoft.com/office/word/2016/wordml/cid" xmlns:w16="http://schemas.microsoft.com/office/word/2018/wordml" xmlns:w16du="http://schemas.microsoft.com/office/word/2023/wordml/word16du" xmlns:w16sdtdh="http://schemas.microsoft.com/office/word/2020/wordml/sdtdatahash" xmlns:w16sdtfl="http://schemas.microsoft.com/office/word/2024/wordml/sdtformatlock" xmlns:w16se="http://schemas.microsoft.com/office/word/2015/wordml/symex" xmlns:wpg="http://schemas.microsoft.com/office/word/2010/wordprocessingGroup" xmlns:wpi="http://schemas.microsoft.com/office/word/2010/wordprocessingInk" xmlns:wne="http://schemas.microsoft.com/office/word/2006/wordml" xmlns:wps="http://schemas.microsoft.com/office/word/2010/wordprocessingShape" mc:Ignorable="w14 w15 w16se w16cid w16 w16cex w16sdtdh w16sdtfl w16du wp14">
   <w:p>
     <w:pPr>
       <w:pStyle w:val="Header"/>
@@ -664,7 +855,7 @@
 </file>
 
 <file path=word/header2.xml><?xml version="1.0" encoding="utf-8"?>
-<w:hdr xmlns:wpc="http://schemas.microsoft.com/office/word/2010/wordprocessingCanvas" xmlns:cx="http://schemas.microsoft.com/office/drawing/2014/chartex" xmlns:cx1="http://schemas.microsoft.com/office/drawing/2015/9/8/chartex" xmlns:cx2="http://schemas.microsoft.com/office/drawing/2015/10/21/chartex" xmlns:cx3="http://schemas.microsoft.com/office/drawing/2016/5/9/chartex" xmlns:cx4="http://schemas.microsoft.com/office/drawing/2016/5/10/chartex" xmlns:cx5="http://schemas.microsoft.com/office/drawing/2016/5/11/chartex" xmlns:cx6="http://schemas.microsoft.com/office/drawing/2016/5/12/chartex" xmlns:cx7="http://schemas.microsoft.com/office/drawing/2016/5/13/chartex" xmlns:cx8="http://schemas.microsoft.com/office/drawing/2016/5/14/chartex" xmlns:mc="http://schemas.openxmlformats.org/markup-compatibility/2006" xmlns:aink="http://schemas.microsoft.com/office/drawing/2016/ink" xmlns:am3d="http://schemas.microsoft.com/office/drawing/2017/model3d" xmlns:o="urn:schemas-microsoft-com:office:office" xmlns:oel="http://schemas.microsoft.com/office/2019/extlst" xmlns:r="http://schemas.openxmlformats.org/officeDocument/2006/relationships" xmlns:m="http://schemas.openxmlformats.org/officeDocument/2006/math" xmlns:v="urn:schemas-microsoft-com:vml" xmlns:wp14="http://schemas.microsoft.com/office/word/2010/wordprocessingDrawing" xmlns:wp="http://schemas.openxmlformats.org/drawingml/2006/wordprocessingDrawing" xmlns:w10="urn:schemas-microsoft-com:office:word" xmlns:w="http://schemas.openxmlformats.org/wordprocessingml/2006/main" xmlns:w14="http://schemas.microsoft.com/office/word/2010/wordml" xmlns:w15="http://schemas.microsoft.com/office/word/2012/wordml" xmlns:w16cex="http://schemas.microsoft.com/office/word/2018/wordml/cex" xmlns:w16cid="http://schemas.microsoft.com/office/word/2016/wordml/cid" xmlns:w16="http://schemas.microsoft.com/office/word/2018/wordml" xmlns:w16sdtdh="http://schemas.microsoft.com/office/word/2020/wordml/sdtdatahash" xmlns:w16se="http://schemas.microsoft.com/office/word/2015/wordml/symex" xmlns:wpg="http://schemas.microsoft.com/office/word/2010/wordprocessingGroup" xmlns:wpi="http://schemas.microsoft.com/office/word/2010/wordprocessingInk" xmlns:wne="http://schemas.microsoft.com/office/word/2006/wordml" xmlns:wps="http://schemas.microsoft.com/office/word/2010/wordprocessingShape" mc:Ignorable="w14 w15 w16se w16cid w16 w16cex w16sdtdh wp14">
+<w:hdr xmlns:wpc="http://schemas.microsoft.com/office/word/2010/wordprocessingCanvas" xmlns:cx="http://schemas.microsoft.com/office/drawing/2014/chartex" xmlns:cx1="http://schemas.microsoft.com/office/drawing/2015/9/8/chartex" xmlns:cx2="http://schemas.microsoft.com/office/drawing/2015/10/21/chartex" xmlns:cx3="http://schemas.microsoft.com/office/drawing/2016/5/9/chartex" xmlns:cx4="http://schemas.microsoft.com/office/drawing/2016/5/10/chartex" xmlns:cx5="http://schemas.microsoft.com/office/drawing/2016/5/11/chartex" xmlns:cx6="http://schemas.microsoft.com/office/drawing/2016/5/12/chartex" xmlns:cx7="http://schemas.microsoft.com/office/drawing/2016/5/13/chartex" xmlns:cx8="http://schemas.microsoft.com/office/drawing/2016/5/14/chartex" xmlns:mc="http://schemas.openxmlformats.org/markup-compatibility/2006" xmlns:aink="http://schemas.microsoft.com/office/drawing/2016/ink" xmlns:am3d="http://schemas.microsoft.com/office/drawing/2017/model3d" xmlns:o="urn:schemas-microsoft-com:office:office" xmlns:oel="http://schemas.microsoft.com/office/2019/extlst" xmlns:r="http://schemas.openxmlformats.org/officeDocument/2006/relationships" xmlns:m="http://schemas.openxmlformats.org/officeDocument/2006/math" xmlns:v="urn:schemas-microsoft-com:vml" xmlns:wp14="http://schemas.microsoft.com/office/word/2010/wordprocessingDrawing" xmlns:wp="http://schemas.openxmlformats.org/drawingml/2006/wordprocessingDrawing" xmlns:w10="urn:schemas-microsoft-com:office:word" xmlns:w="http://schemas.openxmlformats.org/wordprocessingml/2006/main" xmlns:w14="http://schemas.microsoft.com/office/word/2010/wordml" xmlns:w15="http://schemas.microsoft.com/office/word/2012/wordml" xmlns:w16cex="http://schemas.microsoft.com/office/word/2018/wordml/cex" xmlns:w16cid="http://schemas.microsoft.com/office/word/2016/wordml/cid" xmlns:w16="http://schemas.microsoft.com/office/word/2018/wordml" xmlns:w16du="http://schemas.microsoft.com/office/word/2023/wordml/word16du" xmlns:w16sdtdh="http://schemas.microsoft.com/office/word/2020/wordml/sdtdatahash" xmlns:w16sdtfl="http://schemas.microsoft.com/office/word/2024/wordml/sdtformatlock" xmlns:w16se="http://schemas.microsoft.com/office/word/2015/wordml/symex" xmlns:wpg="http://schemas.microsoft.com/office/word/2010/wordprocessingGroup" xmlns:wpi="http://schemas.microsoft.com/office/word/2010/wordprocessingInk" xmlns:wne="http://schemas.microsoft.com/office/word/2006/wordml" xmlns:wps="http://schemas.microsoft.com/office/word/2010/wordprocessingShape" mc:Ignorable="w14 w15 w16se w16cid w16 w16cex w16sdtdh w16sdtfl w16du wp14">
   <w:p>
     <w:pPr>
       <w:pStyle w:val="Header"/>
@@ -675,7 +866,7 @@
 </file>
 
 <file path=word/header3.xml><?xml version="1.0" encoding="utf-8"?>
-<w:hdr xmlns:wpc="http://schemas.microsoft.com/office/word/2010/wordprocessingCanvas" xmlns:cx="http://schemas.microsoft.com/office/drawing/2014/chartex" xmlns:cx1="http://schemas.microsoft.com/office/drawing/2015/9/8/chartex" xmlns:cx2="http://schemas.microsoft.com/office/drawing/2015/10/21/chartex" xmlns:cx3="http://schemas.microsoft.com/office/drawing/2016/5/9/chartex" xmlns:cx4="http://schemas.microsoft.com/office/drawing/2016/5/10/chartex" xmlns:cx5="http://schemas.microsoft.com/office/drawing/2016/5/11/chartex" xmlns:cx6="http://schemas.microsoft.com/office/drawing/2016/5/12/chartex" xmlns:cx7="http://schemas.microsoft.com/office/drawing/2016/5/13/chartex" xmlns:cx8="http://schemas.microsoft.com/office/drawing/2016/5/14/chartex" xmlns:mc="http://schemas.openxmlformats.org/markup-compatibility/2006" xmlns:aink="http://schemas.microsoft.com/office/drawing/2016/ink" xmlns:am3d="http://schemas.microsoft.com/office/drawing/2017/model3d" xmlns:o="urn:schemas-microsoft-com:office:office" xmlns:oel="http://schemas.microsoft.com/office/2019/extlst" xmlns:r="http://schemas.openxmlformats.org/officeDocument/2006/relationships" xmlns:m="http://schemas.openxmlformats.org/officeDocument/2006/math" xmlns:v="urn:schemas-microsoft-com:vml" xmlns:wp14="http://schemas.microsoft.com/office/word/2010/wordprocessingDrawing" xmlns:wp="http://schemas.openxmlformats.org/drawingml/2006/wordprocessingDrawing" xmlns:w10="urn:schemas-microsoft-com:office:word" xmlns:w="http://schemas.openxmlformats.org/wordprocessingml/2006/main" xmlns:w14="http://schemas.microsoft.com/office/word/2010/wordml" xmlns:w15="http://schemas.microsoft.com/office/word/2012/wordml" xmlns:w16cex="http://schemas.microsoft.com/office/word/2018/wordml/cex" xmlns:w16cid="http://schemas.microsoft.com/office/word/2016/wordml/cid" xmlns:w16="http://schemas.microsoft.com/office/word/2018/wordml" xmlns:w16sdtdh="http://schemas.microsoft.com/office/word/2020/wordml/sdtdatahash" xmlns:w16se="http://schemas.microsoft.com/office/word/2015/wordml/symex" xmlns:wpg="http://schemas.microsoft.com/office/word/2010/wordprocessingGroup" xmlns:wpi="http://schemas.microsoft.com/office/word/2010/wordprocessingInk" xmlns:wne="http://schemas.microsoft.com/office/word/2006/wordml" xmlns:wps="http://schemas.microsoft.com/office/word/2010/wordprocessingShape" mc:Ignorable="w14 w15 w16se w16cid w16 w16cex w16sdtdh wp14">
+<w:hdr xmlns:wpc="http://schemas.microsoft.com/office/word/2010/wordprocessingCanvas" xmlns:cx="http://schemas.microsoft.com/office/drawing/2014/chartex" xmlns:cx1="http://schemas.microsoft.com/office/drawing/2015/9/8/chartex" xmlns:cx2="http://schemas.microsoft.com/office/drawing/2015/10/21/chartex" xmlns:cx3="http://schemas.microsoft.com/office/drawing/2016/5/9/chartex" xmlns:cx4="http://schemas.microsoft.com/office/drawing/2016/5/10/chartex" xmlns:cx5="http://schemas.microsoft.com/office/drawing/2016/5/11/chartex" xmlns:cx6="http://schemas.microsoft.com/office/drawing/2016/5/12/chartex" xmlns:cx7="http://schemas.microsoft.com/office/drawing/2016/5/13/chartex" xmlns:cx8="http://schemas.microsoft.com/office/drawing/2016/5/14/chartex" xmlns:mc="http://schemas.openxmlformats.org/markup-compatibility/2006" xmlns:aink="http://schemas.microsoft.com/office/drawing/2016/ink" xmlns:am3d="http://schemas.microsoft.com/office/drawing/2017/model3d" xmlns:o="urn:schemas-microsoft-com:office:office" xmlns:oel="http://schemas.microsoft.com/office/2019/extlst" xmlns:r="http://schemas.openxmlformats.org/officeDocument/2006/relationships" xmlns:m="http://schemas.openxmlformats.org/officeDocument/2006/math" xmlns:v="urn:schemas-microsoft-com:vml" xmlns:wp14="http://schemas.microsoft.com/office/word/2010/wordprocessingDrawing" xmlns:wp="http://schemas.openxmlformats.org/drawingml/2006/wordprocessingDrawing" xmlns:w10="urn:schemas-microsoft-com:office:word" xmlns:w="http://schemas.openxmlformats.org/wordprocessingml/2006/main" xmlns:w14="http://schemas.microsoft.com/office/word/2010/wordml" xmlns:w15="http://schemas.microsoft.com/office/word/2012/wordml" xmlns:w16cex="http://schemas.microsoft.com/office/word/2018/wordml/cex" xmlns:w16cid="http://schemas.microsoft.com/office/word/2016/wordml/cid" xmlns:w16="http://schemas.microsoft.com/office/word/2018/wordml" xmlns:w16du="http://schemas.microsoft.com/office/word/2023/wordml/word16du" xmlns:w16sdtdh="http://schemas.microsoft.com/office/word/2020/wordml/sdtdatahash" xmlns:w16sdtfl="http://schemas.microsoft.com/office/word/2024/wordml/sdtformatlock" xmlns:w16se="http://schemas.microsoft.com/office/word/2015/wordml/symex" xmlns:wpg="http://schemas.microsoft.com/office/word/2010/wordprocessingGroup" xmlns:wpi="http://schemas.microsoft.com/office/word/2010/wordprocessingInk" xmlns:wne="http://schemas.microsoft.com/office/word/2006/wordml" xmlns:wps="http://schemas.microsoft.com/office/word/2010/wordprocessingShape" mc:Ignorable="w14 w15 w16se w16cid w16 w16cex w16sdtdh w16sdtfl w16du wp14">
   <w:p>
     <w:pPr>
       <w:pStyle w:val="Header"/>
@@ -684,7 +875,7 @@
     <w:r>
       <w:tab/>
       <w:tab/>
-      <w:t>2026-06-17</w:t>
+      <w:t>2026-06-18</w:t>
       <w:br/>
       <w:br/>
     </w:r>
@@ -701,7 +892,7 @@
 </file>
 
 <file path=word/numbering.xml><?xml version="1.0" encoding="utf-8"?>
-<w:numbering xmlns:wpc="http://schemas.microsoft.com/office/word/2010/wordprocessingCanvas" xmlns:cx="http://schemas.microsoft.com/office/drawing/2014/chartex" xmlns:cx1="http://schemas.microsoft.com/office/drawing/2015/9/8/chartex" xmlns:cx2="http://schemas.microsoft.com/office/drawing/2015/10/21/chartex" xmlns:cx3="http://schemas.microsoft.com/office/drawing/2016/5/9/chartex" xmlns:cx4="http://schemas.microsoft.com/office/drawing/2016/5/10/chartex" xmlns:cx5="http://schemas.microsoft.com/office/drawing/2016/5/11/chartex" xmlns:cx6="http://schemas.microsoft.com/office/drawing/2016/5/12/chartex" xmlns:cx7="http://schemas.microsoft.com/office/drawing/2016/5/13/chartex" xmlns:cx8="http://schemas.microsoft.com/office/drawing/2016/5/14/chartex" xmlns:mc="http://schemas.openxmlformats.org/markup-compatibility/2006" xmlns:aink="http://schemas.microsoft.com/office/drawing/2016/ink" xmlns:am3d="http://schemas.microsoft.com/office/drawing/2017/model3d" xmlns:o="urn:schemas-microsoft-com:office:office" xmlns:oel="http://schemas.microsoft.com/office/2019/extlst" xmlns:r="http://schemas.openxmlformats.org/officeDocument/2006/relationships" xmlns:m="http://schemas.openxmlformats.org/officeDocument/2006/math" xmlns:v="urn:schemas-microsoft-com:vml" xmlns:wp14="http://schemas.microsoft.com/office/word/2010/wordprocessingDrawing" xmlns:wp="http://schemas.openxmlformats.org/drawingml/2006/wordprocessingDrawing" xmlns:w10="urn:schemas-microsoft-com:office:word" xmlns:w="http://schemas.openxmlformats.org/wordprocessingml/2006/main" xmlns:w14="http://schemas.microsoft.com/office/word/2010/wordml" xmlns:w15="http://schemas.microsoft.com/office/word/2012/wordml" xmlns:w16cex="http://schemas.microsoft.com/office/word/2018/wordml/cex" xmlns:w16cid="http://schemas.microsoft.com/office/word/2016/wordml/cid" xmlns:w16="http://schemas.microsoft.com/office/word/2018/wordml" xmlns:w16sdtdh="http://schemas.microsoft.com/office/word/2020/wordml/sdtdatahash" xmlns:w16se="http://schemas.microsoft.com/office/word/2015/wordml/symex" xmlns:wpg="http://schemas.microsoft.com/office/word/2010/wordprocessingGroup" xmlns:wpi="http://schemas.microsoft.com/office/word/2010/wordprocessingInk" xmlns:wne="http://schemas.microsoft.com/office/word/2006/wordml" xmlns:wps="http://schemas.microsoft.com/office/word/2010/wordprocessingShape" mc:Ignorable="w14 w15 w16se w16cid w16 w16cex w16sdtdh wp14">
+<w:numbering xmlns:wpc="http://schemas.microsoft.com/office/word/2010/wordprocessingCanvas" xmlns:cx="http://schemas.microsoft.com/office/drawing/2014/chartex" xmlns:cx1="http://schemas.microsoft.com/office/drawing/2015/9/8/chartex" xmlns:cx2="http://schemas.microsoft.com/office/drawing/2015/10/21/chartex" xmlns:cx3="http://schemas.microsoft.com/office/drawing/2016/5/9/chartex" xmlns:cx4="http://schemas.microsoft.com/office/drawing/2016/5/10/chartex" xmlns:cx5="http://schemas.microsoft.com/office/drawing/2016/5/11/chartex" xmlns:cx6="http://schemas.microsoft.com/office/drawing/2016/5/12/chartex" xmlns:cx7="http://schemas.microsoft.com/office/drawing/2016/5/13/chartex" xmlns:cx8="http://schemas.microsoft.com/office/drawing/2016/5/14/chartex" xmlns:mc="http://schemas.openxmlformats.org/markup-compatibility/2006" xmlns:aink="http://schemas.microsoft.com/office/drawing/2016/ink" xmlns:am3d="http://schemas.microsoft.com/office/drawing/2017/model3d" xmlns:o="urn:schemas-microsoft-com:office:office" xmlns:oel="http://schemas.microsoft.com/office/2019/extlst" xmlns:r="http://schemas.openxmlformats.org/officeDocument/2006/relationships" xmlns:m="http://schemas.openxmlformats.org/officeDocument/2006/math" xmlns:v="urn:schemas-microsoft-com:vml" xmlns:wp14="http://schemas.microsoft.com/office/word/2010/wordprocessingDrawing" xmlns:wp="http://schemas.openxmlformats.org/drawingml/2006/wordprocessingDrawing" xmlns:w10="urn:schemas-microsoft-com:office:word" xmlns:w="http://schemas.openxmlformats.org/wordprocessingml/2006/main" xmlns:w14="http://schemas.microsoft.com/office/word/2010/wordml" xmlns:w15="http://schemas.microsoft.com/office/word/2012/wordml" xmlns:w16cex="http://schemas.microsoft.com/office/word/2018/wordml/cex" xmlns:w16cid="http://schemas.microsoft.com/office/word/2016/wordml/cid" xmlns:w16="http://schemas.microsoft.com/office/word/2018/wordml" xmlns:w16du="http://schemas.microsoft.com/office/word/2023/wordml/word16du" xmlns:w16sdtdh="http://schemas.microsoft.com/office/word/2020/wordml/sdtdatahash" xmlns:w16sdtfl="http://schemas.microsoft.com/office/word/2024/wordml/sdtformatlock" xmlns:w16se="http://schemas.microsoft.com/office/word/2015/wordml/symex" xmlns:wpg="http://schemas.microsoft.com/office/word/2010/wordprocessingGroup" xmlns:wpi="http://schemas.microsoft.com/office/word/2010/wordprocessingInk" xmlns:wne="http://schemas.microsoft.com/office/word/2006/wordml" xmlns:wps="http://schemas.microsoft.com/office/word/2010/wordprocessingShape" mc:Ignorable="w14 w15 w16se w16cid w16 w16cex w16sdtdh w16sdtfl w16du wp14">
   <w:abstractNum w:abstractNumId="0" w15:restartNumberingAfterBreak="0">
     <w:nsid w:val="FFFFFF7C"/>
     <w:multiLevelType w:val="singleLevel"/>
@@ -904,7 +1095,7 @@
 </file>
 
 <file path=word/styles.xml><?xml version="1.0" encoding="utf-8"?>
-<w:styles xmlns:mc="http://schemas.openxmlformats.org/markup-compatibility/2006" xmlns:r="http://schemas.openxmlformats.org/officeDocument/2006/relationships" xmlns:w="http://schemas.openxmlformats.org/wordprocessingml/2006/main" xmlns:w14="http://schemas.microsoft.com/office/word/2010/wordml" xmlns:w15="http://schemas.microsoft.com/office/word/2012/wordml" xmlns:w16cex="http://schemas.microsoft.com/office/word/2018/wordml/cex" xmlns:w16cid="http://schemas.microsoft.com/office/word/2016/wordml/cid" xmlns:w16="http://schemas.microsoft.com/office/word/2018/wordml" xmlns:w16sdtdh="http://schemas.microsoft.com/office/word/2020/wordml/sdtdatahash" xmlns:w16se="http://schemas.microsoft.com/office/word/2015/wordml/symex" mc:Ignorable="w14 w15 w16se w16cid w16 w16cex w16sdtdh">
+<w:styles xmlns:mc="http://schemas.openxmlformats.org/markup-compatibility/2006" xmlns:r="http://schemas.openxmlformats.org/officeDocument/2006/relationships" xmlns:w="http://schemas.openxmlformats.org/wordprocessingml/2006/main" xmlns:w14="http://schemas.microsoft.com/office/word/2010/wordml" xmlns:w15="http://schemas.microsoft.com/office/word/2012/wordml" xmlns:w16cex="http://schemas.microsoft.com/office/word/2018/wordml/cex" xmlns:w16cid="http://schemas.microsoft.com/office/word/2016/wordml/cid" xmlns:w16="http://schemas.microsoft.com/office/word/2018/wordml" xmlns:w16du="http://schemas.microsoft.com/office/word/2023/wordml/word16du" xmlns:w16sdtdh="http://schemas.microsoft.com/office/word/2020/wordml/sdtdatahash" xmlns:w16sdtfl="http://schemas.microsoft.com/office/word/2024/wordml/sdtformatlock" xmlns:w16se="http://schemas.microsoft.com/office/word/2015/wordml/symex" mc:Ignorable="w14 w15 w16se w16cid w16 w16cex w16sdtdh w16sdtfl w16du">
   <w:docDefaults>
     <w:rPrDefault>
       <w:rPr>
@@ -1662,7 +1853,7 @@
     <w:link w:val="TitleChar"/>
     <w:uiPriority w:val="10"/>
     <w:qFormat/>
-    <w:rsid w:val="007106C8"/>
+    <w:rsid w:val="00E854FA"/>
     <w:pPr>
       <w:spacing w:after="300" w:line="240" w:lineRule="auto"/>
       <w:contextualSpacing/>
@@ -1672,7 +1863,7 @@
       <w:rFonts w:eastAsiaTheme="majorEastAsia" w:cstheme="majorBidi"/>
       <w:spacing w:val="5"/>
       <w:kern w:val="28"/>
-      <w:sz w:val="52"/>
+      <w:sz w:val="40"/>
       <w:szCs w:val="52"/>
       <w:lang w:val="sv-SE" w:eastAsia="en-US" w:bidi="ar-SA"/>
     </w:rPr>
@@ -1682,12 +1873,12 @@
     <w:basedOn w:val="DefaultParagraphFont"/>
     <w:link w:val="Title"/>
     <w:uiPriority w:val="10"/>
-    <w:rsid w:val="007106C8"/>
+    <w:rsid w:val="00E854FA"/>
     <w:rPr>
       <w:rFonts w:ascii="Times New Roman" w:eastAsiaTheme="majorEastAsia" w:hAnsi="Times New Roman" w:cstheme="majorBidi"/>
       <w:spacing w:val="5"/>
       <w:kern w:val="28"/>
-      <w:sz w:val="52"/>
+      <w:sz w:val="40"/>
       <w:szCs w:val="52"/>
       <w:lang w:val="sv-SE" w:eastAsia="en-US" w:bidi="ar-SA"/>
     </w:rPr>

--- a/klagomål/A 9226-2025 FSC-klagomål.docx
+++ b/klagomål/A 9226-2025 FSC-klagomål.docx
@@ -875,7 +875,7 @@
     <w:r>
       <w:tab/>
       <w:tab/>
-      <w:t>2026-06-18</w:t>
+      <w:t>2026-06-19</w:t>
       <w:br/>
       <w:br/>
     </w:r>

--- a/klagomål/A 9226-2025 FSC-klagomål.docx
+++ b/klagomål/A 9226-2025 FSC-klagomål.docx
@@ -875,7 +875,7 @@
     <w:r>
       <w:tab/>
       <w:tab/>
-      <w:t>2026-06-19</w:t>
+      <w:t>2026-06-20</w:t>
       <w:br/>
       <w:br/>
     </w:r>

--- a/klagomål/A 9226-2025 FSC-klagomål.docx
+++ b/klagomål/A 9226-2025 FSC-klagomål.docx
@@ -168,38 +168,7 @@
     </w:p>
     <w:p>
       <w:r>
-        <w:t>Detta dokument behandlar höga naturvärden i avverkningsanmälan A 9226-2025 i Torsby kommun som inkom 2025-02-26 och omfattar 0,8 ha.</w:t>
-      </w:r>
-    </w:p>
-    <w:p>
-      <w:r>
-        <w:t>Nedan presenteras fynd av naturvårdsarter och fridlysta arter som gjorts i det avverkningsanmälda området, samt relevanta utdrag ur standarderna för FSC, Chain of Custody, Controlled Wood och PEFC.</w:t>
-      </w:r>
-    </w:p>
-    <w:p>
-      <w:r>
-        <w:t>Vi förväntar oss att ni återkommer med ett skriftligt svar på vårt klagomål och även beskriver vilka korrigerande åtgärder ni satt in för att rätta till identifierade brister i er efterlevnad av den svenska FSC standarden.</w:t>
-      </w:r>
-    </w:p>
-    <w:p>
-      <w:pPr>
-        <w:pStyle w:val="Heading1"/>
-      </w:pPr>
-      <w:r>
-        <w:t>Naturvårdsarter</w:t>
-      </w:r>
-    </w:p>
-    <w:p>
-      <w:r>
-        <w:t>I och inom 21 meter från avverkningsanmälan har följande 5 naturvårdsarter hittats: bombmurkla (EN, §8), späd bäckmossa (NT), blanksvart trämyra (S), mörk husmossa (S, T) och skogshakmossa (S, T). Av dessa är 2 rödlistade. För rödlistade arter har rödlistekategorin angivits inom parentes. Arter som är signalarter enligt Skogsstyrelsen har markerats med (S). Typiska arter inom Natura 2000 som är kopplade till skogsekosystem har markerats med (T). För fridlysta arter anges även paragrafen i Artskyddsförordningen som arten är fridlyst enligt.</w:t>
-      </w:r>
-    </w:p>
-    <w:p>
-      <w:r>
-        <w:t>De påträffade naturvårdsarterna är ett tydligt kvitto på att det rör sig om en skog med höga naturvärden.</w:t>
-      </w:r>
-      <w:r>
-        <w:t xml:space="preserve"> I Figur 1 visas fyndplatser för naturvårdsarter i området, som finns registrerade på Artportalen.</w:t>
+        <w:t>Detta klagomål behandlar höga naturvärden i avverkningsanmälan A 9226-2025 i Torsby kommun som inkom 2025-02-26 och omfattar 0,8 ha.</w:t>
       </w:r>
     </w:p>
     <w:p>
@@ -247,20 +216,35 @@
         <w:spacing w:after="240"/>
       </w:pPr>
       <w:r>
-        <w:t>Figur 1. Fyndplatser för naturvårdsarter i och inom 21 meter från avverkningsanmälan (röd linje). Markörer utan svart kant är placerade på fyndplatsen. Markörer med svart kant är placerade vid sidan av fyndplatsen och har ett svart streck som visar fyndplatsens exakta position. Kartans mittpunktskoordinat är N 6712699, E 396348 i SWEREF 99 TM.</w:t>
+        <w:t>Figur 1. Fyndplatser för naturvårdsarter i och inom 21 meter från avverkningsanmälan. Markörer utan svart kant är placerade på fyndplatsen. Markörer med svart kant är placerade vid sidan av fyndplatsen har ett svart streck som visar fyndplatsens exakta position. Kartans mittpunktskoordinat är N 6712699, E 396348 i SWEREF 99 TM.</w:t>
+      </w:r>
+    </w:p>
+    <w:p>
+      <w:r>
+        <w:t>I och inom 21 meter från avverkningsanmälan finns fynd av 5 naturvårdsarter, varav 2 är rödlistade, 1 är fridlyst, 2 är typiska (T) och 3 är signalarter (S): bombmurkla (EN, §8), späd bäckmossa (NT), blanksvart trämyra (S), mörk husmossa (S, T) och skogshakmossa (S, T). Se Figur 1.</w:t>
+      </w:r>
+    </w:p>
+    <w:p>
+      <w:r>
+        <w:t>Nedan presenteras relevanta utdrag ur standarderna för FSC, Chain of Custody, Controlled Wood och PEFC.</w:t>
+      </w:r>
+    </w:p>
+    <w:p>
+      <w:r>
+        <w:t>Vi förväntar oss att ni återkommer med ett skriftligt svar på vårt klagomål och även beskriver vilka korrigerande åtgärder ni satt in för att rätta till identifierade brister i er efterlevnad av den svenska FSC standarden.</w:t>
       </w:r>
     </w:p>
     <w:p>
       <w:pPr>
-        <w:pStyle w:val="Heading2"/>
+        <w:pStyle w:val="Heading1"/>
       </w:pPr>
       <w:r>
-        <w:t>Fridlysta arter</w:t>
+        <w:t>Naturvårdsarter och fridlysta arter</w:t>
       </w:r>
     </w:p>
     <w:p>
       <w:r>
-        <w:t>Följande fridlysta arter har sina livsmiljöer och växtplatser i den avverkningsanmälda skogen: bombmurkla (EN, §8).</w:t>
+        <w:t>Nedan följer beskrivningar av de naturvårdsarter och fridlysta arter som har sina livsmiljöer och växtplatser i den avverkningsanmälda skogen. De påträffade naturvårdsarterna är ett tydligt kvitto på att det rör sig om en skog med höga naturvärden.</w:t>
       </w:r>
     </w:p>
     <w:p>
@@ -284,11 +268,14 @@
       </w:r>
     </w:p>
     <w:p>
-      <w:pPr>
-        <w:pStyle w:val="Heading2"/>
-      </w:pPr>
       <w:r>
-        <w:t>Övriga naturvårdsarter</w:t>
+        <w:rPr>
+          <w:b/>
+        </w:rPr>
+        <w:t>Späd bäckmossa (NT)</w:t>
+      </w:r>
+      <w:r>
+        <w:t xml:space="preserve"> är en sällsynt art som växer på stenar och block i mindre, något rikare skogsbäckar i låglandet. Den är rödlistad som sårbar (VU) i den europeiska rödlistan och omfattas av EU:s art- och habitatdirektiv där dess bevarandestatus är otillfredsställande. Artens aktuella lokaler måste ges ett ändamålsenligt skydd och bevakas av berörda myndigheter, så att de inte påverkas negativt av skogsbruk eller annan markanvändning. Vid eventuell skogsavverkning är det viktigt att betydande hänsyn tas intill förekomsterna av arten. (SLU Artdatabanken, 2024; IUCN, 2024).</w:t>
       </w:r>
     </w:p>
     <w:p>
@@ -457,17 +444,6 @@
       </w:r>
       <w:r>
         <w:t>(Nitare &amp; Skogsstyrelsen, 2019; SLU Artdatabanken, 2025).</w:t>
-      </w:r>
-    </w:p>
-    <w:p>
-      <w:r>
-        <w:rPr>
-          <w:b/>
-        </w:rPr>
-        <w:t>Späd bäckmossa (NT)</w:t>
-      </w:r>
-      <w:r>
-        <w:t xml:space="preserve"> är en sällsynt art som växer på stenar och block i mindre, något rikare skogsbäckar i låglandet. Den är rödlistad som sårbar (VU) i den europeiska rödlistan och omfattas av EU:s art- och habitatdirektiv där dess bevarandestatus är otillfredsställande. Artens aktuella lokaler måste ges ett ändamålsenligt skydd och bevakas av berörda myndigheter, så att de inte påverkas negativt av skogsbruk eller annan markanvändning. Vid eventuell skogsavverkning är det viktigt att betydande hänsyn tas intill förekomsterna av arten. (SLU Artdatabanken, 2024; IUCN, 2024).</w:t>
       </w:r>
     </w:p>
     <w:p>
@@ -875,7 +851,7 @@
     <w:r>
       <w:tab/>
       <w:tab/>
-      <w:t>2026-06-20</w:t>
+      <w:t>2026-06-21</w:t>
       <w:br/>
       <w:br/>
     </w:r>

--- a/klagomål/A 9226-2025 FSC-klagomål.docx
+++ b/klagomål/A 9226-2025 FSC-klagomål.docx
@@ -851,7 +851,7 @@
     <w:r>
       <w:tab/>
       <w:tab/>
-      <w:t>2026-06-21</w:t>
+      <w:t>2026-06-22</w:t>
       <w:br/>
       <w:br/>
     </w:r>

--- a/klagomål/A 9226-2025 FSC-klagomål.docx
+++ b/klagomål/A 9226-2025 FSC-klagomål.docx
@@ -851,7 +851,7 @@
     <w:r>
       <w:tab/>
       <w:tab/>
-      <w:t>2026-06-22</w:t>
+      <w:t>2026-06-23</w:t>
       <w:br/>
       <w:br/>
     </w:r>

--- a/klagomål/A 9226-2025 FSC-klagomål.docx
+++ b/klagomål/A 9226-2025 FSC-klagomål.docx
@@ -851,7 +851,7 @@
     <w:r>
       <w:tab/>
       <w:tab/>
-      <w:t>2026-06-23</w:t>
+      <w:t>2026-06-24</w:t>
       <w:br/>
       <w:br/>
     </w:r>

--- a/klagomål/A 9226-2025 FSC-klagomål.docx
+++ b/klagomål/A 9226-2025 FSC-klagomål.docx
@@ -851,7 +851,7 @@
     <w:r>
       <w:tab/>
       <w:tab/>
-      <w:t>2026-06-24</w:t>
+      <w:t>2026-06-25</w:t>
       <w:br/>
       <w:br/>
     </w:r>

--- a/klagomål/A 9226-2025 FSC-klagomål.docx
+++ b/klagomål/A 9226-2025 FSC-klagomål.docx
@@ -851,7 +851,7 @@
     <w:r>
       <w:tab/>
       <w:tab/>
-      <w:t>2026-06-25</w:t>
+      <w:t>2026-06-26</w:t>
       <w:br/>
       <w:br/>
     </w:r>

--- a/klagomål/A 9226-2025 FSC-klagomål.docx
+++ b/klagomål/A 9226-2025 FSC-klagomål.docx
@@ -851,7 +851,7 @@
     <w:r>
       <w:tab/>
       <w:tab/>
-      <w:t>2026-06-26</w:t>
+      <w:t>2026-06-27</w:t>
       <w:br/>
       <w:br/>
     </w:r>

--- a/klagomål/A 9226-2025 FSC-klagomål.docx
+++ b/klagomål/A 9226-2025 FSC-klagomål.docx
@@ -851,7 +851,7 @@
     <w:r>
       <w:tab/>
       <w:tab/>
-      <w:t>2026-06-27</w:t>
+      <w:t>2026-06-28</w:t>
       <w:br/>
       <w:br/>
     </w:r>

--- a/klagomål/A 9226-2025 FSC-klagomål.docx
+++ b/klagomål/A 9226-2025 FSC-klagomål.docx
@@ -851,7 +851,7 @@
     <w:r>
       <w:tab/>
       <w:tab/>
-      <w:t>2026-06-28</w:t>
+      <w:t>2026-06-29</w:t>
       <w:br/>
       <w:br/>
     </w:r>

--- a/klagomål/A 9226-2025 FSC-klagomål.docx
+++ b/klagomål/A 9226-2025 FSC-klagomål.docx
@@ -851,7 +851,7 @@
     <w:r>
       <w:tab/>
       <w:tab/>
-      <w:t>2026-06-29</w:t>
+      <w:t>2026-06-30</w:t>
       <w:br/>
       <w:br/>
     </w:r>

--- a/klagomål/A 9226-2025 FSC-klagomål.docx
+++ b/klagomål/A 9226-2025 FSC-klagomål.docx
@@ -851,7 +851,7 @@
     <w:r>
       <w:tab/>
       <w:tab/>
-      <w:t>2026-06-30</w:t>
+      <w:t>2026-07-01</w:t>
       <w:br/>
       <w:br/>
     </w:r>

--- a/klagomål/A 9226-2025 FSC-klagomål.docx
+++ b/klagomål/A 9226-2025 FSC-klagomål.docx
@@ -851,7 +851,7 @@
     <w:r>
       <w:tab/>
       <w:tab/>
-      <w:t>2026-07-01</w:t>
+      <w:t>2026-07-02</w:t>
       <w:br/>
       <w:br/>
     </w:r>

--- a/klagomål/A 9226-2025 FSC-klagomål.docx
+++ b/klagomål/A 9226-2025 FSC-klagomål.docx
@@ -851,7 +851,7 @@
     <w:r>
       <w:tab/>
       <w:tab/>
-      <w:t>2026-07-13</w:t>
+      <w:t>2026-07-14</w:t>
       <w:br/>
       <w:br/>
     </w:r>

--- a/klagomål/A 9226-2025 FSC-klagomål.docx
+++ b/klagomål/A 9226-2025 FSC-klagomål.docx
@@ -851,7 +851,7 @@
     <w:r>
       <w:tab/>
       <w:tab/>
-      <w:t>2026-07-14</w:t>
+      <w:t>2026-07-15</w:t>
       <w:br/>
       <w:br/>
     </w:r>

--- a/klagomål/A 9226-2025 FSC-klagomål.docx
+++ b/klagomål/A 9226-2025 FSC-klagomål.docx
@@ -851,7 +851,7 @@
     <w:r>
       <w:tab/>
       <w:tab/>
-      <w:t>2026-07-15</w:t>
+      <w:t>2026-07-16</w:t>
       <w:br/>
       <w:br/>
     </w:r>

--- a/klagomål/A 9226-2025 FSC-klagomål.docx
+++ b/klagomål/A 9226-2025 FSC-klagomål.docx
@@ -851,7 +851,7 @@
     <w:r>
       <w:tab/>
       <w:tab/>
-      <w:t>2026-07-16</w:t>
+      <w:t>2026-07-17</w:t>
       <w:br/>
       <w:br/>
     </w:r>

--- a/klagomål/A 9226-2025 FSC-klagomål.docx
+++ b/klagomål/A 9226-2025 FSC-klagomål.docx
@@ -851,7 +851,7 @@
     <w:r>
       <w:tab/>
       <w:tab/>
-      <w:t>2026-07-17</w:t>
+      <w:t>2026-07-18</w:t>
       <w:br/>
       <w:br/>
     </w:r>

--- a/klagomål/A 9226-2025 FSC-klagomål.docx
+++ b/klagomål/A 9226-2025 FSC-klagomål.docx
@@ -851,7 +851,7 @@
     <w:r>
       <w:tab/>
       <w:tab/>
-      <w:t>2026-07-18</w:t>
+      <w:t>2026-07-19</w:t>
       <w:br/>
       <w:br/>
     </w:r>

--- a/klagomål/A 9226-2025 FSC-klagomål.docx
+++ b/klagomål/A 9226-2025 FSC-klagomål.docx
@@ -851,7 +851,7 @@
     <w:r>
       <w:tab/>
       <w:tab/>
-      <w:t>2026-07-19</w:t>
+      <w:t>2026-07-20</w:t>
       <w:br/>
       <w:br/>
     </w:r>

--- a/klagomål/A 9226-2025 FSC-klagomål.docx
+++ b/klagomål/A 9226-2025 FSC-klagomål.docx
@@ -851,7 +851,7 @@
     <w:r>
       <w:tab/>
       <w:tab/>
-      <w:t>2026-07-20</w:t>
+      <w:t>2026-07-21</w:t>
       <w:br/>
       <w:br/>
     </w:r>

--- a/klagomål/A 9226-2025 FSC-klagomål.docx
+++ b/klagomål/A 9226-2025 FSC-klagomål.docx
@@ -851,7 +851,7 @@
     <w:r>
       <w:tab/>
       <w:tab/>
-      <w:t>2026-07-21</w:t>
+      <w:t>2026-07-22</w:t>
       <w:br/>
       <w:br/>
     </w:r>

--- a/klagomål/A 9226-2025 FSC-klagomål.docx
+++ b/klagomål/A 9226-2025 FSC-klagomål.docx
@@ -851,7 +851,7 @@
     <w:r>
       <w:tab/>
       <w:tab/>
-      <w:t>2026-07-22</w:t>
+      <w:t>2026-07-23</w:t>
       <w:br/>
       <w:br/>
     </w:r>

--- a/klagomål/A 9226-2025 FSC-klagomål.docx
+++ b/klagomål/A 9226-2025 FSC-klagomål.docx
@@ -851,7 +851,7 @@
     <w:r>
       <w:tab/>
       <w:tab/>
-      <w:t>2026-07-23</w:t>
+      <w:t>2026-07-24</w:t>
       <w:br/>
       <w:br/>
     </w:r>

--- a/klagomål/A 9226-2025 FSC-klagomål.docx
+++ b/klagomål/A 9226-2025 FSC-klagomål.docx
@@ -851,7 +851,7 @@
     <w:r>
       <w:tab/>
       <w:tab/>
-      <w:t>2026-07-24</w:t>
+      <w:t>2026-07-25</w:t>
       <w:br/>
       <w:br/>
     </w:r>

--- a/klagomål/A 9226-2025 FSC-klagomål.docx
+++ b/klagomål/A 9226-2025 FSC-klagomål.docx
@@ -851,7 +851,7 @@
     <w:r>
       <w:tab/>
       <w:tab/>
-      <w:t>2026-07-25</w:t>
+      <w:t>2026-07-26</w:t>
       <w:br/>
       <w:br/>
     </w:r>

--- a/klagomål/A 9226-2025 FSC-klagomål.docx
+++ b/klagomål/A 9226-2025 FSC-klagomål.docx
@@ -851,7 +851,7 @@
     <w:r>
       <w:tab/>
       <w:tab/>
-      <w:t>2026-07-26</w:t>
+      <w:t>2026-07-27</w:t>
       <w:br/>
       <w:br/>
     </w:r>

--- a/klagomål/A 9226-2025 FSC-klagomål.docx
+++ b/klagomål/A 9226-2025 FSC-klagomål.docx
@@ -851,7 +851,7 @@
     <w:r>
       <w:tab/>
       <w:tab/>
-      <w:t>2026-07-27</w:t>
+      <w:t>2026-07-28</w:t>
       <w:br/>
       <w:br/>
     </w:r>

--- a/klagomål/A 9226-2025 FSC-klagomål.docx
+++ b/klagomål/A 9226-2025 FSC-klagomål.docx
@@ -851,7 +851,7 @@
     <w:r>
       <w:tab/>
       <w:tab/>
-      <w:t>2026-07-28</w:t>
+      <w:t>2026-07-29</w:t>
       <w:br/>
       <w:br/>
     </w:r>

--- a/klagomål/A 9226-2025 FSC-klagomål.docx
+++ b/klagomål/A 9226-2025 FSC-klagomål.docx
@@ -851,7 +851,7 @@
     <w:r>
       <w:tab/>
       <w:tab/>
-      <w:t>2026-07-29</w:t>
+      <w:t>2026-07-30</w:t>
       <w:br/>
       <w:br/>
     </w:r>

--- a/klagomål/A 9226-2025 FSC-klagomål.docx
+++ b/klagomål/A 9226-2025 FSC-klagomål.docx
@@ -851,7 +851,7 @@
     <w:r>
       <w:tab/>
       <w:tab/>
-      <w:t>2026-07-30</w:t>
+      <w:t>2026-07-31</w:t>
       <w:br/>
       <w:br/>
     </w:r>

--- a/klagomål/A 9226-2025 FSC-klagomål.docx
+++ b/klagomål/A 9226-2025 FSC-klagomål.docx
@@ -851,7 +851,7 @@
     <w:r>
       <w:tab/>
       <w:tab/>
-      <w:t>2026-07-31</w:t>
+      <w:t>2026-08-01</w:t>
       <w:br/>
       <w:br/>
     </w:r>

--- a/klagomål/A 9226-2025 FSC-klagomål.docx
+++ b/klagomål/A 9226-2025 FSC-klagomål.docx
@@ -851,7 +851,7 @@
     <w:r>
       <w:tab/>
       <w:tab/>
-      <w:t>2026-08-01</w:t>
+      <w:t>2026-08-02</w:t>
       <w:br/>
       <w:br/>
     </w:r>

--- a/klagomål/A 9226-2025 FSC-klagomål.docx
+++ b/klagomål/A 9226-2025 FSC-klagomål.docx
@@ -851,7 +851,7 @@
     <w:r>
       <w:tab/>
       <w:tab/>
-      <w:t>2026-08-02</w:t>
+      <w:t>2026-08-03</w:t>
       <w:br/>
       <w:br/>
     </w:r>

--- a/klagomål/A 9226-2025 FSC-klagomål.docx
+++ b/klagomål/A 9226-2025 FSC-klagomål.docx
@@ -851,7 +851,7 @@
     <w:r>
       <w:tab/>
       <w:tab/>
-      <w:t>2026-08-03</w:t>
+      <w:t>2026-08-05</w:t>
       <w:br/>
       <w:br/>
     </w:r>

--- a/klagomål/A 9226-2025 FSC-klagomål.docx
+++ b/klagomål/A 9226-2025 FSC-klagomål.docx
@@ -851,7 +851,7 @@
     <w:r>
       <w:tab/>
       <w:tab/>
-      <w:t>2026-08-05</w:t>
+      <w:t>2026-08-07</w:t>
       <w:br/>
       <w:br/>
     </w:r>

--- a/klagomål/A 9226-2025 FSC-klagomål.docx
+++ b/klagomål/A 9226-2025 FSC-klagomål.docx
@@ -851,7 +851,7 @@
     <w:r>
       <w:tab/>
       <w:tab/>
-      <w:t>2026-08-07</w:t>
+      <w:t>2026-08-08</w:t>
       <w:br/>
       <w:br/>
     </w:r>

--- a/klagomål/A 9226-2025 FSC-klagomål.docx
+++ b/klagomål/A 9226-2025 FSC-klagomål.docx
@@ -216,7 +216,7 @@
         <w:spacing w:after="240"/>
       </w:pPr>
       <w:r>
-        <w:t>Figur 1. Fyndplatser för naturvårdsarter i och inom 21 meter från avverkningsanmälan. Markörer utan svart kant är placerade på fyndplatsen. Markörer med svart kant är placerade vid sidan av fyndplatsen har ett svart streck som visar fyndplatsens exakta position. Kartans mittpunktskoordinat är N 6712699, E 396348 i SWEREF 99 TM.</w:t>
+        <w:t>Figur 1. Fyndplatser för naturvårdsarter i och inom 21 meter från avverkningsanmälan. Markörer utan svart kant är placerade på fyndplatsen. Markörer med svart kant är placerade vid sidan av fyndplatsen och har ett svart streck som visar fyndplatsens exakta position. Kartans mittpunktskoordinat är N 6712699, E 396348 i SWEREF 99 TM.</w:t>
       </w:r>
     </w:p>
     <w:p>
@@ -851,7 +851,7 @@
     <w:r>
       <w:tab/>
       <w:tab/>
-      <w:t>2026-08-14</w:t>
+      <w:t>2026-08-15</w:t>
       <w:br/>
       <w:br/>
     </w:r>

--- a/klagomål/A 9226-2025 FSC-klagomål.docx
+++ b/klagomål/A 9226-2025 FSC-klagomål.docx
@@ -851,7 +851,7 @@
     <w:r>
       <w:tab/>
       <w:tab/>
-      <w:t>2026-08-15</w:t>
+      <w:t>2026-08-16</w:t>
       <w:br/>
       <w:br/>
     </w:r>

--- a/klagomål/A 9226-2025 FSC-klagomål.docx
+++ b/klagomål/A 9226-2025 FSC-klagomål.docx
@@ -851,7 +851,7 @@
     <w:r>
       <w:tab/>
       <w:tab/>
-      <w:t>2026-08-16</w:t>
+      <w:t>2026-08-17</w:t>
       <w:br/>
       <w:br/>
     </w:r>

--- a/klagomål/A 9226-2025 FSC-klagomål.docx
+++ b/klagomål/A 9226-2025 FSC-klagomål.docx
@@ -851,7 +851,7 @@
     <w:r>
       <w:tab/>
       <w:tab/>
-      <w:t>2026-08-17</w:t>
+      <w:t>2026-08-18</w:t>
       <w:br/>
       <w:br/>
     </w:r>

--- a/klagomål/A 9226-2025 FSC-klagomål.docx
+++ b/klagomål/A 9226-2025 FSC-klagomål.docx
@@ -851,7 +851,7 @@
     <w:r>
       <w:tab/>
       <w:tab/>
-      <w:t>2026-08-18</w:t>
+      <w:t>2026-08-19</w:t>
       <w:br/>
       <w:br/>
     </w:r>

--- a/klagomål/A 9226-2025 FSC-klagomål.docx
+++ b/klagomål/A 9226-2025 FSC-klagomål.docx
@@ -851,7 +851,7 @@
     <w:r>
       <w:tab/>
       <w:tab/>
-      <w:t>2026-08-19</w:t>
+      <w:t>2026-08-20</w:t>
       <w:br/>
       <w:br/>
     </w:r>

--- a/klagomål/A 9226-2025 FSC-klagomål.docx
+++ b/klagomål/A 9226-2025 FSC-klagomål.docx
@@ -851,7 +851,7 @@
     <w:r>
       <w:tab/>
       <w:tab/>
-      <w:t>2026-08-20</w:t>
+      <w:t>2026-08-21</w:t>
       <w:br/>
       <w:br/>
     </w:r>

--- a/klagomål/A 9226-2025 FSC-klagomål.docx
+++ b/klagomål/A 9226-2025 FSC-klagomål.docx
@@ -851,7 +851,7 @@
     <w:r>
       <w:tab/>
       <w:tab/>
-      <w:t>2026-08-21</w:t>
+      <w:t>2026-08-22</w:t>
       <w:br/>
       <w:br/>
     </w:r>

--- a/klagomål/A 9226-2025 FSC-klagomål.docx
+++ b/klagomål/A 9226-2025 FSC-klagomål.docx
@@ -851,7 +851,7 @@
     <w:r>
       <w:tab/>
       <w:tab/>
-      <w:t>2026-08-22</w:t>
+      <w:t>2026-08-23</w:t>
       <w:br/>
       <w:br/>
     </w:r>

--- a/klagomål/A 9226-2025 FSC-klagomål.docx
+++ b/klagomål/A 9226-2025 FSC-klagomål.docx
@@ -851,7 +851,7 @@
     <w:r>
       <w:tab/>
       <w:tab/>
-      <w:t>2026-08-23</w:t>
+      <w:t>2026-08-24</w:t>
       <w:br/>
       <w:br/>
     </w:r>

--- a/klagomål/A 9226-2025 FSC-klagomål.docx
+++ b/klagomål/A 9226-2025 FSC-klagomål.docx
@@ -851,7 +851,7 @@
     <w:r>
       <w:tab/>
       <w:tab/>
-      <w:t>2026-08-24</w:t>
+      <w:t>2026-08-25</w:t>
       <w:br/>
       <w:br/>
     </w:r>

--- a/klagomål/A 9226-2025 FSC-klagomål.docx
+++ b/klagomål/A 9226-2025 FSC-klagomål.docx
@@ -851,7 +851,7 @@
     <w:r>
       <w:tab/>
       <w:tab/>
-      <w:t>2026-08-25</w:t>
+      <w:t>2026-08-26</w:t>
       <w:br/>
       <w:br/>
     </w:r>

--- a/klagomål/A 9226-2025 FSC-klagomål.docx
+++ b/klagomål/A 9226-2025 FSC-klagomål.docx
@@ -851,7 +851,7 @@
     <w:r>
       <w:tab/>
       <w:tab/>
-      <w:t>2026-08-26</w:t>
+      <w:t>2026-08-27</w:t>
       <w:br/>
       <w:br/>
     </w:r>

--- a/klagomål/A 9226-2025 FSC-klagomål.docx
+++ b/klagomål/A 9226-2025 FSC-klagomål.docx
@@ -851,7 +851,7 @@
     <w:r>
       <w:tab/>
       <w:tab/>
-      <w:t>2026-08-27</w:t>
+      <w:t>2026-08-28</w:t>
       <w:br/>
       <w:br/>
     </w:r>

--- a/klagomål/A 9226-2025 FSC-klagomål.docx
+++ b/klagomål/A 9226-2025 FSC-klagomål.docx
@@ -851,7 +851,7 @@
     <w:r>
       <w:tab/>
       <w:tab/>
-      <w:t>2026-08-28</w:t>
+      <w:t>2026-08-29</w:t>
       <w:br/>
       <w:br/>
     </w:r>

--- a/klagomål/A 9226-2025 FSC-klagomål.docx
+++ b/klagomål/A 9226-2025 FSC-klagomål.docx
@@ -851,7 +851,7 @@
     <w:r>
       <w:tab/>
       <w:tab/>
-      <w:t>2026-08-29</w:t>
+      <w:t>2026-08-31</w:t>
       <w:br/>
       <w:br/>
     </w:r>

--- a/klagomål/A 9226-2025 FSC-klagomål.docx
+++ b/klagomål/A 9226-2025 FSC-klagomål.docx
@@ -851,7 +851,7 @@
     <w:r>
       <w:tab/>
       <w:tab/>
-      <w:t>2026-08-31</w:t>
+      <w:t>2026-09-01</w:t>
       <w:br/>
       <w:br/>
     </w:r>

--- a/klagomål/A 9226-2025 FSC-klagomål.docx
+++ b/klagomål/A 9226-2025 FSC-klagomål.docx
@@ -851,7 +851,7 @@
     <w:r>
       <w:tab/>
       <w:tab/>
-      <w:t>2026-09-01</w:t>
+      <w:t>2026-09-02</w:t>
       <w:br/>
       <w:br/>
     </w:r>

--- a/klagomål/A 9226-2025 FSC-klagomål.docx
+++ b/klagomål/A 9226-2025 FSC-klagomål.docx
@@ -851,7 +851,7 @@
     <w:r>
       <w:tab/>
       <w:tab/>
-      <w:t>2026-09-02</w:t>
+      <w:t>2026-09-03</w:t>
       <w:br/>
       <w:br/>
     </w:r>

--- a/klagomål/A 9226-2025 FSC-klagomål.docx
+++ b/klagomål/A 9226-2025 FSC-klagomål.docx
@@ -851,7 +851,7 @@
     <w:r>
       <w:tab/>
       <w:tab/>
-      <w:t>2026-09-03</w:t>
+      <w:t>2026-09-04</w:t>
       <w:br/>
       <w:br/>
     </w:r>

--- a/klagomål/A 9226-2025 FSC-klagomål.docx
+++ b/klagomål/A 9226-2025 FSC-klagomål.docx
@@ -851,7 +851,7 @@
     <w:r>
       <w:tab/>
       <w:tab/>
-      <w:t>2026-09-04</w:t>
+      <w:t>2026-09-05</w:t>
       <w:br/>
       <w:br/>
     </w:r>
